--- a/Mechanical Details/Fabrication & Integration Process.docx
+++ b/Mechanical Details/Fabrication & Integration Process.docx
@@ -1,274 +1,1773 @@
 
 <file path=word/document.xml><?xml version="1.0" encoding="utf-8"?>
-<w:document xmlns:wpc="http://schemas.microsoft.com/office/word/2010/wordprocessingCanvas" xmlns:mc="http://schemas.openxmlformats.org/markup-compatibility/2006" xmlns:o="urn:schemas-microsoft-com:office:office" xmlns:r="http://schemas.openxmlformats.org/officeDocument/2006/relationships" xmlns:m="http://schemas.openxmlformats.org/officeDocument/2006/math" xmlns:v="urn:schemas-microsoft-com:vml" xmlns:wp14="http://schemas.microsoft.com/office/word/2010/wordprocessingDrawing" xmlns:wp="http://schemas.openxmlformats.org/drawingml/2006/wordprocessingDrawing" xmlns:w10="urn:schemas-microsoft-com:office:word" xmlns:w="http://schemas.openxmlformats.org/wordprocessingml/2006/main" xmlns:w14="http://schemas.microsoft.com/office/word/2010/wordml" xmlns:w15="http://schemas.microsoft.com/office/word/2012/wordml" xmlns:wpg="http://schemas.microsoft.com/office/word/2010/wordprocessingGroup" xmlns:wpi="http://schemas.microsoft.com/office/word/2010/wordprocessingInk" xmlns:wne="http://schemas.microsoft.com/office/word/2006/wordml" xmlns:wps="http://schemas.microsoft.com/office/word/2010/wordprocessingShape" xmlns:w16se="http://schemas.microsoft.com/office/word/2015/wordml/symex" xmlns:w16cid="http://schemas.microsoft.com/office/word/2016/wordml/cid" xmlns:w16="http://schemas.microsoft.com/office/word/2018/wordml" xmlns:w16cex="http://schemas.microsoft.com/office/word/2018/wordml/cex" xmlns:w16sdtdh="http://schemas.microsoft.com/office/word/2020/wordml/sdtdatahash" xmlns:w16sdtfl="http://schemas.microsoft.com/office/word/2024/wordml/sdtformatlock" mc:Ignorable="w14 w15 wp14 w16se w16cid w16 w16cex w16sdtdh w16sdtfl">
+<w:document xmlns:wpc="http://schemas.microsoft.com/office/word/2010/wordprocessingCanvas" xmlns:cx="http://schemas.microsoft.com/office/drawing/2014/chartex" xmlns:cx1="http://schemas.microsoft.com/office/drawing/2015/9/8/chartex" xmlns:cx2="http://schemas.microsoft.com/office/drawing/2015/10/21/chartex" xmlns:cx3="http://schemas.microsoft.com/office/drawing/2016/5/9/chartex" xmlns:cx4="http://schemas.microsoft.com/office/drawing/2016/5/10/chartex" xmlns:cx5="http://schemas.microsoft.com/office/drawing/2016/5/11/chartex" xmlns:cx6="http://schemas.microsoft.com/office/drawing/2016/5/12/chartex" xmlns:cx7="http://schemas.microsoft.com/office/drawing/2016/5/13/chartex" xmlns:cx8="http://schemas.microsoft.com/office/drawing/2016/5/14/chartex" xmlns:mc="http://schemas.openxmlformats.org/markup-compatibility/2006" xmlns:aink="http://schemas.microsoft.com/office/drawing/2016/ink" xmlns:am3d="http://schemas.microsoft.com/office/drawing/2017/model3d" xmlns:o="urn:schemas-microsoft-com:office:office" xmlns:oel="http://schemas.microsoft.com/office/2019/extlst" xmlns:r="http://schemas.openxmlformats.org/officeDocument/2006/relationships" xmlns:m="http://schemas.openxmlformats.org/officeDocument/2006/math" xmlns:v="urn:schemas-microsoft-com:vml" xmlns:wp14="http://schemas.microsoft.com/office/word/2010/wordprocessingDrawing" xmlns:wp="http://schemas.openxmlformats.org/drawingml/2006/wordprocessingDrawing" xmlns:w10="urn:schemas-microsoft-com:office:word" xmlns:w="http://schemas.openxmlformats.org/wordprocessingml/2006/main" xmlns:w14="http://schemas.microsoft.com/office/word/2010/wordml" xmlns:w15="http://schemas.microsoft.com/office/word/2012/wordml" xmlns:w16cex="http://schemas.microsoft.com/office/word/2018/wordml/cex" xmlns:w16cid="http://schemas.microsoft.com/office/word/2016/wordml/cid" xmlns:w16="http://schemas.microsoft.com/office/word/2018/wordml" xmlns:w16du="http://schemas.microsoft.com/office/word/2023/wordml/word16du" xmlns:w16sdtdh="http://schemas.microsoft.com/office/word/2020/wordml/sdtdatahash" xmlns:w16sdtfl="http://schemas.microsoft.com/office/word/2024/wordml/sdtformatlock" xmlns:w16se="http://schemas.microsoft.com/office/word/2015/wordml/symex" xmlns:wpg="http://schemas.microsoft.com/office/word/2010/wordprocessingGroup" xmlns:wpi="http://schemas.microsoft.com/office/word/2010/wordprocessingInk" xmlns:wne="http://schemas.microsoft.com/office/word/2006/wordml" xmlns:wps="http://schemas.microsoft.com/office/word/2010/wordprocessingShape" mc:Ignorable="w14 w15 w16se w16cid w16 w16cex w16sdtdh w16sdtfl w16du wp14">
   <w:body>
-    <w:p xmlns:wp14="http://schemas.microsoft.com/office/word/2010/wordml" wp14:paraId="4DDF0B06" wp14:textId="6917903F">
+    <w:p>
       <w:pPr>
         <w:pStyle w:val="Heading1"/>
-        <w:keepNext w:val="1"/>
-        <w:keepLines w:val="1"/>
-        <w:suppressLineNumbers w:val="0"/>
-        <w:bidi w:val="0"/>
-        <w:spacing w:before="322" w:beforeAutospacing="off" w:after="322" w:afterAutospacing="off" w:line="279" w:lineRule="auto"/>
-        <w:ind w:left="0" w:right="0"/>
-        <w:jc w:val="left"/>
-        <w:rPr>
-          <w:rFonts w:ascii="Aptos Display" w:hAnsi="Aptos Display" w:eastAsia="Aptos Display" w:cs="Aptos Display"/>
-          <w:b w:val="0"/>
-          <w:bCs w:val="0"/>
-          <w:i w:val="0"/>
-          <w:iCs w:val="0"/>
-          <w:caps w:val="0"/>
-          <w:smallCaps w:val="0"/>
-          <w:noProof w:val="0"/>
-          <w:color w:val="0F4761" w:themeColor="accent1" w:themeTint="FF" w:themeShade="BF"/>
+        <w:spacing w:before="322" w:after="322"/>
+        <w:rPr>
+          <w:rFonts w:ascii="Aptos Display" w:eastAsia="Aptos Display" w:hAnsi="Aptos Display" w:cs="Aptos Display"/>
           <w:sz w:val="48"/>
           <w:szCs w:val="48"/>
-          <w:lang w:val="en-US"/>
-        </w:rPr>
-      </w:pPr>
-      <w:r>
-        <w:rPr>
-          <w:rFonts w:ascii="Aptos Display" w:hAnsi="Aptos Display" w:eastAsia="Aptos Display" w:cs="Aptos Display"/>
-          <w:b w:val="1"/>
-          <w:bCs w:val="1"/>
-          <w:i w:val="0"/>
-          <w:iCs w:val="0"/>
-          <w:caps w:val="0"/>
-          <w:smallCaps w:val="0"/>
-          <w:noProof w:val="0"/>
-          <w:color w:val="0F4761" w:themeColor="accent1" w:themeTint="FF" w:themeShade="BF"/>
+        </w:rPr>
+      </w:pPr>
+      <w:r>
+        <w:rPr>
+          <w:rFonts w:ascii="Aptos Display" w:eastAsia="Aptos Display" w:hAnsi="Aptos Display" w:cs="Aptos Display"/>
+          <w:b/>
+          <w:bCs/>
           <w:sz w:val="48"/>
           <w:szCs w:val="48"/>
-          <w:lang w:val="en-US"/>
         </w:rPr>
         <w:t>Fabrication and Integration Process</w:t>
       </w:r>
     </w:p>
-    <w:p xmlns:wp14="http://schemas.microsoft.com/office/word/2010/wordml" wp14:paraId="4208E9F8" wp14:textId="735EA11D">
+    <w:p>
       <w:pPr>
         <w:pStyle w:val="Heading3"/>
-        <w:keepNext w:val="1"/>
-        <w:keepLines w:val="1"/>
-        <w:spacing w:before="281" w:beforeAutospacing="off" w:after="281" w:afterAutospacing="off"/>
-        <w:rPr>
-          <w:rFonts w:ascii="Aptos Display" w:hAnsi="Aptos Display" w:eastAsia="Aptos Display" w:cs="Aptos Display"/>
-          <w:b w:val="1"/>
-          <w:bCs w:val="1"/>
-          <w:i w:val="0"/>
-          <w:iCs w:val="0"/>
-          <w:caps w:val="0"/>
-          <w:smallCaps w:val="0"/>
-          <w:noProof w:val="0"/>
-          <w:color w:val="0F4761" w:themeColor="accent1" w:themeTint="FF" w:themeShade="BF"/>
+        <w:spacing w:before="281" w:after="281"/>
+        <w:rPr>
+          <w:rFonts w:ascii="Aptos Display" w:eastAsia="Aptos Display" w:hAnsi="Aptos Display" w:cs="Aptos Display"/>
+          <w:b/>
+          <w:bCs/>
+        </w:rPr>
+      </w:pPr>
+      <w:r>
+        <w:rPr>
+          <w:rFonts w:ascii="Aptos Display" w:eastAsia="Aptos Display" w:hAnsi="Aptos Display" w:cs="Aptos Display"/>
+          <w:b/>
+          <w:bCs/>
+        </w:rPr>
+        <w:t xml:space="preserve">1. Material Choice </w:t>
+      </w:r>
+      <w:proofErr w:type="gramStart"/>
+      <w:r>
+        <w:rPr>
+          <w:rFonts w:ascii="Aptos Display" w:eastAsia="Aptos Display" w:hAnsi="Aptos Display" w:cs="Aptos Display"/>
+          <w:b/>
+          <w:bCs/>
+        </w:rPr>
+        <w:t xml:space="preserve">Justification </w:t>
+      </w:r>
+      <w:r>
+        <w:rPr>
+          <w:rFonts w:ascii="Aptos Display" w:eastAsia="Aptos Display" w:hAnsi="Aptos Display" w:cs="Aptos Display"/>
+          <w:b/>
+          <w:bCs/>
+        </w:rPr>
+        <w:t>:</w:t>
+      </w:r>
+      <w:proofErr w:type="gramEnd"/>
+    </w:p>
+    <w:p>
+      <w:pPr>
+        <w:spacing w:before="240" w:after="240"/>
+        <w:rPr>
+          <w:rFonts w:ascii="Aptos Display" w:eastAsia="Aptos Display" w:hAnsi="Aptos Display" w:cs="Aptos Display"/>
+          <w:color w:val="7F7F7F" w:themeColor="text1" w:themeTint="80"/>
+        </w:rPr>
+      </w:pPr>
+      <w:r>
+        <w:rPr>
+          <w:rFonts w:ascii="Aptos Display" w:eastAsia="Aptos Display" w:hAnsi="Aptos Display" w:cs="Aptos Display"/>
+          <w:color w:val="7F7F7F" w:themeColor="text1" w:themeTint="80"/>
+        </w:rPr>
+        <w:t>MATERIALS USED:</w:t>
+      </w:r>
+    </w:p>
+    <w:p>
+      <w:pPr>
+        <w:pStyle w:val="ListParagraph"/>
+        <w:numPr>
+          <w:ilvl w:val="0"/>
+          <w:numId w:val="1"/>
+        </w:numPr>
+        <w:spacing w:before="240" w:after="240"/>
+        <w:rPr>
+          <w:rFonts w:ascii="Aptos Display" w:eastAsia="Aptos Display" w:hAnsi="Aptos Display" w:cs="Aptos Display"/>
+          <w:i/>
+          <w:iCs/>
+          <w:color w:val="7F7F7F" w:themeColor="text1" w:themeTint="80"/>
+        </w:rPr>
+      </w:pPr>
+      <w:r>
+        <w:rPr>
+          <w:rFonts w:ascii="Aptos Display" w:eastAsia="Aptos Display" w:hAnsi="Aptos Display" w:cs="Aptos Display"/>
+          <w:i/>
+          <w:iCs/>
+          <w:color w:val="7F7F7F" w:themeColor="text1" w:themeTint="80"/>
+        </w:rPr>
+        <w:t>Cardboard</w:t>
+      </w:r>
+    </w:p>
+    <w:p>
+      <w:pPr>
+        <w:pStyle w:val="ListParagraph"/>
+        <w:numPr>
+          <w:ilvl w:val="0"/>
+          <w:numId w:val="1"/>
+        </w:numPr>
+        <w:spacing w:before="240" w:after="240"/>
+        <w:rPr>
+          <w:rFonts w:ascii="Aptos Display" w:eastAsia="Aptos Display" w:hAnsi="Aptos Display" w:cs="Aptos Display"/>
+          <w:i/>
+          <w:iCs/>
+          <w:color w:val="7F7F7F" w:themeColor="text1" w:themeTint="80"/>
+        </w:rPr>
+      </w:pPr>
+      <w:proofErr w:type="spellStart"/>
+      <w:r>
+        <w:rPr>
+          <w:rFonts w:ascii="Aptos Display" w:eastAsia="Aptos Display" w:hAnsi="Aptos Display" w:cs="Aptos Display"/>
+          <w:i/>
+          <w:iCs/>
+          <w:color w:val="7F7F7F" w:themeColor="text1" w:themeTint="80"/>
+        </w:rPr>
+        <w:t>Sunboard</w:t>
+      </w:r>
+      <w:proofErr w:type="spellEnd"/>
+    </w:p>
+    <w:p>
+      <w:pPr>
+        <w:pStyle w:val="ListParagraph"/>
+        <w:numPr>
+          <w:ilvl w:val="0"/>
+          <w:numId w:val="1"/>
+        </w:numPr>
+        <w:spacing w:before="240" w:after="240"/>
+        <w:rPr>
+          <w:rFonts w:ascii="Aptos Display" w:eastAsia="Aptos Display" w:hAnsi="Aptos Display" w:cs="Aptos Display"/>
+          <w:i/>
+          <w:iCs/>
+          <w:color w:val="7F7F7F" w:themeColor="text1" w:themeTint="80"/>
+        </w:rPr>
+      </w:pPr>
+      <w:r>
+        <w:rPr>
+          <w:rFonts w:ascii="Aptos Display" w:eastAsia="Aptos Display" w:hAnsi="Aptos Display" w:cs="Aptos Display"/>
+          <w:i/>
+          <w:iCs/>
+          <w:color w:val="7F7F7F" w:themeColor="text1" w:themeTint="80"/>
+        </w:rPr>
+        <w:t>Paper cup</w:t>
+      </w:r>
+    </w:p>
+    <w:p>
+      <w:pPr>
+        <w:pStyle w:val="ListParagraph"/>
+        <w:numPr>
+          <w:ilvl w:val="0"/>
+          <w:numId w:val="1"/>
+        </w:numPr>
+        <w:spacing w:before="240" w:after="240"/>
+        <w:rPr>
+          <w:rFonts w:ascii="Aptos Display" w:eastAsia="Aptos Display" w:hAnsi="Aptos Display" w:cs="Aptos Display"/>
+          <w:i/>
+          <w:iCs/>
+          <w:color w:val="7F7F7F" w:themeColor="text1" w:themeTint="80"/>
+        </w:rPr>
+      </w:pPr>
+      <w:r>
+        <w:rPr>
+          <w:rFonts w:ascii="Aptos Display" w:eastAsia="Aptos Display" w:hAnsi="Aptos Display" w:cs="Aptos Display"/>
+          <w:i/>
+          <w:iCs/>
+          <w:color w:val="7F7F7F" w:themeColor="text1" w:themeTint="80"/>
+        </w:rPr>
+        <w:t>Toothpick</w:t>
+      </w:r>
+    </w:p>
+    <w:p>
+      <w:pPr>
+        <w:pStyle w:val="ListParagraph"/>
+        <w:numPr>
+          <w:ilvl w:val="0"/>
+          <w:numId w:val="1"/>
+        </w:numPr>
+        <w:spacing w:before="240" w:after="240"/>
+        <w:rPr>
+          <w:rFonts w:ascii="Aptos Display" w:eastAsia="Aptos Display" w:hAnsi="Aptos Display" w:cs="Aptos Display"/>
+          <w:i/>
+          <w:iCs/>
+          <w:color w:val="7F7F7F" w:themeColor="text1" w:themeTint="80"/>
+        </w:rPr>
+      </w:pPr>
+      <w:r>
+        <w:rPr>
+          <w:rFonts w:ascii="Aptos Display" w:eastAsia="Aptos Display" w:hAnsi="Aptos Display" w:cs="Aptos Display"/>
+          <w:i/>
+          <w:iCs/>
+          <w:color w:val="7F7F7F" w:themeColor="text1" w:themeTint="80"/>
+        </w:rPr>
+        <w:t>Paper clips</w:t>
+      </w:r>
+    </w:p>
+    <w:p>
+      <w:pPr>
+        <w:pStyle w:val="ListParagraph"/>
+        <w:numPr>
+          <w:ilvl w:val="0"/>
+          <w:numId w:val="1"/>
+        </w:numPr>
+        <w:spacing w:before="240" w:after="240"/>
+        <w:rPr>
+          <w:rFonts w:ascii="Aptos Display" w:eastAsia="Aptos Display" w:hAnsi="Aptos Display" w:cs="Aptos Display"/>
+          <w:i/>
+          <w:iCs/>
+          <w:color w:val="7F7F7F" w:themeColor="text1" w:themeTint="80"/>
+        </w:rPr>
+      </w:pPr>
+      <w:r>
+        <w:rPr>
+          <w:rFonts w:ascii="Aptos Display" w:eastAsia="Aptos Display" w:hAnsi="Aptos Display" w:cs="Aptos Display"/>
+          <w:i/>
+          <w:iCs/>
+          <w:color w:val="7F7F7F" w:themeColor="text1" w:themeTint="80"/>
+        </w:rPr>
+        <w:t>Adhesive &amp; Masking tape</w:t>
+      </w:r>
+    </w:p>
+    <w:p>
+      <w:pPr>
+        <w:pStyle w:val="ListParagraph"/>
+        <w:numPr>
+          <w:ilvl w:val="0"/>
+          <w:numId w:val="1"/>
+        </w:numPr>
+        <w:spacing w:before="240" w:after="240"/>
+        <w:rPr>
+          <w:rFonts w:ascii="Aptos Display" w:eastAsia="Aptos Display" w:hAnsi="Aptos Display" w:cs="Aptos Display"/>
+          <w:i/>
+          <w:iCs/>
+          <w:color w:val="7F7F7F" w:themeColor="text1" w:themeTint="80"/>
+        </w:rPr>
+      </w:pPr>
+      <w:r>
+        <w:rPr>
+          <w:rFonts w:ascii="Aptos Display" w:eastAsia="Aptos Display" w:hAnsi="Aptos Display" w:cs="Aptos Display"/>
+          <w:i/>
+          <w:iCs/>
+          <w:color w:val="7F7F7F" w:themeColor="text1" w:themeTint="80"/>
+        </w:rPr>
+        <w:t>P</w:t>
+      </w:r>
+      <w:r>
+        <w:rPr>
+          <w:rFonts w:ascii="Aptos Display" w:eastAsia="Aptos Display" w:hAnsi="Aptos Display" w:cs="Aptos Display"/>
+          <w:i/>
+          <w:iCs/>
+          <w:color w:val="7F7F7F" w:themeColor="text1" w:themeTint="80"/>
+        </w:rPr>
+        <w:t>aper</w:t>
+      </w:r>
+      <w:r>
+        <w:rPr>
+          <w:rFonts w:ascii="Aptos Display" w:eastAsia="Aptos Display" w:hAnsi="Aptos Display" w:cs="Aptos Display"/>
+          <w:i/>
+          <w:iCs/>
+          <w:color w:val="7F7F7F" w:themeColor="text1" w:themeTint="80"/>
+        </w:rPr>
+        <w:t xml:space="preserve"> </w:t>
+      </w:r>
+    </w:p>
+    <w:p>
+      <w:pPr>
+        <w:pStyle w:val="ListParagraph"/>
+        <w:numPr>
+          <w:ilvl w:val="0"/>
+          <w:numId w:val="1"/>
+        </w:numPr>
+        <w:spacing w:before="240" w:after="240"/>
+        <w:rPr>
+          <w:rFonts w:ascii="Aptos Display" w:eastAsia="Aptos Display" w:hAnsi="Aptos Display" w:cs="Aptos Display"/>
+          <w:i/>
+          <w:iCs/>
+          <w:color w:val="7F7F7F" w:themeColor="text1" w:themeTint="80"/>
+        </w:rPr>
+      </w:pPr>
+      <w:r>
+        <w:rPr>
+          <w:rFonts w:ascii="Aptos Display" w:eastAsia="Aptos Display" w:hAnsi="Aptos Display" w:cs="Aptos Display"/>
+          <w:i/>
+          <w:iCs/>
+          <w:color w:val="7F7F7F" w:themeColor="text1" w:themeTint="80"/>
+        </w:rPr>
+        <w:t>Ping Pong ball/ Table tennis ball</w:t>
+      </w:r>
+    </w:p>
+    <w:p>
+      <w:pPr>
+        <w:spacing w:before="240" w:after="240"/>
+        <w:rPr>
+          <w:rFonts w:ascii="Aptos Display" w:eastAsia="Aptos Display" w:hAnsi="Aptos Display" w:cs="Aptos Display"/>
+          <w:color w:val="7F7F7F" w:themeColor="text1" w:themeTint="80"/>
+        </w:rPr>
+      </w:pPr>
+      <w:r>
+        <w:rPr>
+          <w:rFonts w:ascii="Aptos Display" w:eastAsia="Aptos Display" w:hAnsi="Aptos Display" w:cs="Aptos Display"/>
+          <w:color w:val="7F7F7F" w:themeColor="text1" w:themeTint="80"/>
+        </w:rPr>
+        <w:t>JUSTIFICATION</w:t>
+      </w:r>
+    </w:p>
+    <w:p>
+      <w:pPr>
+        <w:pStyle w:val="ListParagraph"/>
+        <w:numPr>
+          <w:ilvl w:val="0"/>
+          <w:numId w:val="2"/>
+        </w:numPr>
+        <w:spacing w:before="240" w:after="240"/>
+        <w:rPr>
+          <w:i/>
+          <w:iCs/>
+          <w:color w:val="7F7F7F" w:themeColor="text1" w:themeTint="80"/>
+          <w:sz w:val="27"/>
+          <w:szCs w:val="27"/>
+        </w:rPr>
+      </w:pPr>
+      <w:r>
+        <w:rPr>
+          <w:b/>
+          <w:bCs/>
+          <w:i/>
+          <w:iCs/>
+          <w:color w:val="7F7F7F" w:themeColor="text1" w:themeTint="80"/>
+          <w:sz w:val="27"/>
+          <w:szCs w:val="27"/>
+        </w:rPr>
+        <w:t>Cardboard:</w:t>
+      </w:r>
+      <w:r>
+        <w:rPr>
+          <w:i/>
+          <w:iCs/>
+          <w:color w:val="7F7F7F" w:themeColor="text1" w:themeTint="80"/>
+          <w:sz w:val="27"/>
+          <w:szCs w:val="27"/>
+        </w:rPr>
+        <w:t xml:space="preserve"> </w:t>
+      </w:r>
+      <w:r>
+        <w:rPr>
+          <w:i/>
+          <w:iCs/>
+          <w:color w:val="7F7F7F" w:themeColor="text1" w:themeTint="80"/>
+          <w:sz w:val="27"/>
+          <w:szCs w:val="27"/>
+        </w:rPr>
+        <w:t>Used as the main structural base/frame of the model. Cardboard is lightweight, easily available, easy to cut and shape, and strong enough to support small components like the servo motor and eye mechanism</w:t>
+      </w:r>
+      <w:r>
+        <w:rPr>
+          <w:i/>
+          <w:iCs/>
+          <w:color w:val="7F7F7F" w:themeColor="text1" w:themeTint="80"/>
+          <w:sz w:val="27"/>
+          <w:szCs w:val="27"/>
+        </w:rPr>
+        <w:t xml:space="preserve"> and is flexible enough to bend without breaking. </w:t>
+      </w:r>
+    </w:p>
+    <w:p>
+      <w:pPr>
+        <w:pStyle w:val="ListParagraph"/>
+        <w:numPr>
+          <w:ilvl w:val="0"/>
+          <w:numId w:val="2"/>
+        </w:numPr>
+        <w:spacing w:before="240" w:after="240"/>
+        <w:rPr>
+          <w:i/>
+          <w:iCs/>
+          <w:color w:val="7F7F7F" w:themeColor="text1" w:themeTint="80"/>
+          <w:sz w:val="27"/>
+          <w:szCs w:val="27"/>
+        </w:rPr>
+      </w:pPr>
+      <w:proofErr w:type="spellStart"/>
+      <w:r>
+        <w:rPr>
+          <w:b/>
+          <w:bCs/>
+          <w:i/>
+          <w:iCs/>
+          <w:color w:val="7F7F7F" w:themeColor="text1" w:themeTint="80"/>
+          <w:sz w:val="27"/>
+          <w:szCs w:val="27"/>
+        </w:rPr>
+        <w:t>Sunboard</w:t>
+      </w:r>
+      <w:proofErr w:type="spellEnd"/>
+      <w:r>
+        <w:rPr>
+          <w:b/>
+          <w:bCs/>
+          <w:i/>
+          <w:iCs/>
+          <w:color w:val="7F7F7F" w:themeColor="text1" w:themeTint="80"/>
+          <w:sz w:val="27"/>
+          <w:szCs w:val="27"/>
+        </w:rPr>
+        <w:t>:</w:t>
+      </w:r>
+      <w:r>
+        <w:rPr>
+          <w:i/>
+          <w:iCs/>
+          <w:color w:val="7F7F7F" w:themeColor="text1" w:themeTint="80"/>
+          <w:sz w:val="27"/>
+          <w:szCs w:val="27"/>
+        </w:rPr>
+        <w:t xml:space="preserve"> </w:t>
+      </w:r>
+      <w:r>
+        <w:rPr>
+          <w:i/>
+          <w:iCs/>
+          <w:color w:val="7F7F7F" w:themeColor="text1" w:themeTint="80"/>
+          <w:sz w:val="27"/>
+          <w:szCs w:val="27"/>
+        </w:rPr>
+        <w:t xml:space="preserve">Used for stronger and smoother supporting parts. </w:t>
+      </w:r>
+      <w:proofErr w:type="spellStart"/>
+      <w:r>
+        <w:rPr>
+          <w:i/>
+          <w:iCs/>
+          <w:color w:val="7F7F7F" w:themeColor="text1" w:themeTint="80"/>
+          <w:sz w:val="27"/>
+          <w:szCs w:val="27"/>
+        </w:rPr>
+        <w:t>Sunboard</w:t>
+      </w:r>
+      <w:proofErr w:type="spellEnd"/>
+      <w:r>
+        <w:rPr>
+          <w:i/>
+          <w:iCs/>
+          <w:color w:val="7F7F7F" w:themeColor="text1" w:themeTint="80"/>
+          <w:sz w:val="27"/>
+          <w:szCs w:val="27"/>
+        </w:rPr>
+        <w:t xml:space="preserve"> is more rigid than cardboard, lightweight, and gives a neat finish. It help</w:t>
+      </w:r>
+      <w:r>
+        <w:rPr>
+          <w:i/>
+          <w:iCs/>
+          <w:color w:val="7F7F7F" w:themeColor="text1" w:themeTint="80"/>
+          <w:sz w:val="27"/>
+          <w:szCs w:val="27"/>
+        </w:rPr>
+        <w:t>ed</w:t>
+      </w:r>
+      <w:r>
+        <w:rPr>
+          <w:i/>
+          <w:iCs/>
+          <w:color w:val="7F7F7F" w:themeColor="text1" w:themeTint="80"/>
+          <w:sz w:val="27"/>
+          <w:szCs w:val="27"/>
+        </w:rPr>
+        <w:t xml:space="preserve"> in making stable mounting surfaces for moving mechanisms.</w:t>
+      </w:r>
+    </w:p>
+    <w:p>
+      <w:pPr>
+        <w:pStyle w:val="ListParagraph"/>
+        <w:numPr>
+          <w:ilvl w:val="0"/>
+          <w:numId w:val="2"/>
+        </w:numPr>
+        <w:spacing w:before="240" w:after="240"/>
+        <w:rPr>
+          <w:i/>
+          <w:iCs/>
+          <w:color w:val="7F7F7F" w:themeColor="text1" w:themeTint="80"/>
+          <w:sz w:val="27"/>
+          <w:szCs w:val="27"/>
+        </w:rPr>
+      </w:pPr>
+      <w:r>
+        <w:rPr>
+          <w:b/>
+          <w:bCs/>
+          <w:i/>
+          <w:iCs/>
+          <w:color w:val="7F7F7F" w:themeColor="text1" w:themeTint="80"/>
+          <w:sz w:val="27"/>
+          <w:szCs w:val="27"/>
+        </w:rPr>
+        <w:t>Paper cups:</w:t>
+      </w:r>
+      <w:r>
+        <w:rPr>
+          <w:rFonts w:ascii="-webkit-standard" w:hAnsi="-webkit-standard"/>
+          <w:color w:val="000000"/>
+          <w:sz w:val="27"/>
+          <w:szCs w:val="27"/>
+        </w:rPr>
+        <w:t xml:space="preserve"> </w:t>
+      </w:r>
+      <w:r>
+        <w:rPr>
+          <w:rFonts w:ascii="-webkit-standard" w:hAnsi="-webkit-standard"/>
+          <w:i/>
+          <w:iCs/>
+          <w:color w:val="7F7F7F" w:themeColor="text1" w:themeTint="80"/>
+          <w:sz w:val="27"/>
+          <w:szCs w:val="27"/>
+        </w:rPr>
+        <w:t>Used as the</w:t>
+      </w:r>
+      <w:r>
+        <w:rPr>
+          <w:rStyle w:val="apple-converted-space"/>
+          <w:rFonts w:ascii="-webkit-standard" w:hAnsi="-webkit-standard"/>
+          <w:i/>
+          <w:iCs/>
+          <w:color w:val="7F7F7F" w:themeColor="text1" w:themeTint="80"/>
+          <w:sz w:val="27"/>
+          <w:szCs w:val="27"/>
+        </w:rPr>
+        <w:t> </w:t>
+      </w:r>
+      <w:r>
+        <w:rPr>
+          <w:rStyle w:val="Strong"/>
+          <w:i/>
+          <w:iCs/>
+          <w:color w:val="7F7F7F" w:themeColor="text1" w:themeTint="80"/>
+        </w:rPr>
+        <w:t>neck</w:t>
+      </w:r>
+      <w:r>
+        <w:rPr>
+          <w:rStyle w:val="apple-converted-space"/>
+          <w:rFonts w:ascii="-webkit-standard" w:hAnsi="-webkit-standard"/>
+          <w:i/>
+          <w:iCs/>
+          <w:color w:val="7F7F7F" w:themeColor="text1" w:themeTint="80"/>
+          <w:sz w:val="27"/>
+          <w:szCs w:val="27"/>
+        </w:rPr>
+        <w:t> </w:t>
+      </w:r>
+      <w:r>
+        <w:rPr>
+          <w:rFonts w:ascii="-webkit-standard" w:hAnsi="-webkit-standard"/>
+          <w:i/>
+          <w:iCs/>
+          <w:color w:val="7F7F7F" w:themeColor="text1" w:themeTint="80"/>
+          <w:sz w:val="27"/>
+          <w:szCs w:val="27"/>
+        </w:rPr>
+        <w:t>of the model</w:t>
+      </w:r>
+      <w:r>
+        <w:rPr>
+          <w:rFonts w:ascii="-webkit-standard" w:hAnsi="-webkit-standard"/>
+          <w:color w:val="000000"/>
+          <w:sz w:val="27"/>
+          <w:szCs w:val="27"/>
+        </w:rPr>
+        <w:t>.</w:t>
+      </w:r>
+      <w:r>
+        <w:rPr>
+          <w:i/>
+          <w:iCs/>
+          <w:color w:val="7F7F7F" w:themeColor="text1" w:themeTint="80"/>
+          <w:sz w:val="27"/>
+          <w:szCs w:val="27"/>
+        </w:rPr>
+        <w:t xml:space="preserve"> Easy to acquire in the campus given with its lightweight and hollow space for hiding wire and supporting components. Paper cups are also easy to attach. </w:t>
+      </w:r>
+    </w:p>
+    <w:p>
+      <w:pPr>
+        <w:pStyle w:val="ListParagraph"/>
+        <w:numPr>
+          <w:ilvl w:val="0"/>
+          <w:numId w:val="2"/>
+        </w:numPr>
+        <w:spacing w:before="240" w:after="240"/>
+        <w:rPr>
+          <w:i/>
+          <w:iCs/>
+          <w:color w:val="7F7F7F" w:themeColor="text1" w:themeTint="80"/>
+          <w:sz w:val="27"/>
+          <w:szCs w:val="27"/>
+        </w:rPr>
+      </w:pPr>
+      <w:r>
+        <w:rPr>
+          <w:b/>
+          <w:bCs/>
+          <w:i/>
+          <w:iCs/>
+          <w:color w:val="7F7F7F" w:themeColor="text1" w:themeTint="80"/>
+          <w:sz w:val="27"/>
+          <w:szCs w:val="27"/>
+        </w:rPr>
+        <w:t>Toothpick</w:t>
+      </w:r>
+      <w:r>
+        <w:rPr>
+          <w:i/>
+          <w:iCs/>
+          <w:color w:val="7F7F7F" w:themeColor="text1" w:themeTint="80"/>
+          <w:sz w:val="27"/>
+          <w:szCs w:val="27"/>
+        </w:rPr>
+        <w:t xml:space="preserve">: </w:t>
+      </w:r>
+      <w:r>
+        <w:rPr>
+          <w:rFonts w:ascii="-webkit-standard" w:hAnsi="-webkit-standard"/>
+          <w:i/>
+          <w:iCs/>
+          <w:color w:val="7F7F7F" w:themeColor="text1" w:themeTint="80"/>
+          <w:sz w:val="27"/>
+          <w:szCs w:val="27"/>
+        </w:rPr>
+        <w:t>Used to make the</w:t>
+      </w:r>
+      <w:r>
+        <w:rPr>
+          <w:rStyle w:val="apple-converted-space"/>
+          <w:rFonts w:ascii="-webkit-standard" w:hAnsi="-webkit-standard"/>
+          <w:i/>
+          <w:iCs/>
+          <w:color w:val="7F7F7F" w:themeColor="text1" w:themeTint="80"/>
+          <w:sz w:val="27"/>
+          <w:szCs w:val="27"/>
+        </w:rPr>
+        <w:t> </w:t>
+      </w:r>
+      <w:r>
+        <w:rPr>
+          <w:rStyle w:val="Strong"/>
+          <w:i/>
+          <w:iCs/>
+          <w:color w:val="7F7F7F" w:themeColor="text1" w:themeTint="80"/>
+        </w:rPr>
+        <w:t>pivot/rotational axis</w:t>
+      </w:r>
+      <w:r>
+        <w:rPr>
+          <w:rFonts w:ascii="-webkit-standard" w:hAnsi="-webkit-standard"/>
+          <w:i/>
+          <w:iCs/>
+          <w:color w:val="7F7F7F" w:themeColor="text1" w:themeTint="80"/>
+          <w:sz w:val="27"/>
+          <w:szCs w:val="27"/>
+        </w:rPr>
+        <w:t>. Toothpicks are thin, straight, lightweight, and sufficiently rigid for small mechanical joints. They allow smooth rotation of the eye or eyelid parts</w:t>
+      </w:r>
+      <w:r>
+        <w:rPr>
+          <w:rFonts w:ascii="-webkit-standard" w:hAnsi="-webkit-standard"/>
+          <w:i/>
+          <w:iCs/>
+          <w:color w:val="7F7F7F" w:themeColor="text1" w:themeTint="80"/>
+          <w:sz w:val="27"/>
+          <w:szCs w:val="27"/>
+        </w:rPr>
+        <w:t xml:space="preserve"> and can easily pinned into the </w:t>
+      </w:r>
+      <w:proofErr w:type="spellStart"/>
+      <w:r>
+        <w:rPr>
+          <w:rFonts w:ascii="-webkit-standard" w:hAnsi="-webkit-standard"/>
+          <w:i/>
+          <w:iCs/>
+          <w:color w:val="7F7F7F" w:themeColor="text1" w:themeTint="80"/>
+          <w:sz w:val="27"/>
+          <w:szCs w:val="27"/>
+        </w:rPr>
+        <w:t>sunboard</w:t>
+      </w:r>
+      <w:proofErr w:type="spellEnd"/>
+      <w:r>
+        <w:rPr>
+          <w:rFonts w:ascii="-webkit-standard" w:hAnsi="-webkit-standard"/>
+          <w:i/>
+          <w:iCs/>
+          <w:color w:val="7F7F7F" w:themeColor="text1" w:themeTint="80"/>
+          <w:sz w:val="27"/>
+          <w:szCs w:val="27"/>
+        </w:rPr>
+        <w:t xml:space="preserve"> making it rigid even without the use of adhesive. </w:t>
+      </w:r>
+    </w:p>
+    <w:p>
+      <w:pPr>
+        <w:pStyle w:val="ListParagraph"/>
+        <w:numPr>
+          <w:ilvl w:val="0"/>
+          <w:numId w:val="2"/>
+        </w:numPr>
+        <w:spacing w:before="240" w:after="240"/>
+        <w:rPr>
+          <w:i/>
+          <w:iCs/>
+          <w:color w:val="7F7F7F" w:themeColor="text1" w:themeTint="80"/>
+          <w:sz w:val="27"/>
+          <w:szCs w:val="27"/>
+        </w:rPr>
+      </w:pPr>
+      <w:r>
+        <w:rPr>
+          <w:rFonts w:ascii="-webkit-standard" w:hAnsi="-webkit-standard"/>
+          <w:b/>
+          <w:bCs/>
+          <w:i/>
+          <w:iCs/>
+          <w:color w:val="7F7F7F" w:themeColor="text1" w:themeTint="80"/>
+          <w:sz w:val="27"/>
+          <w:szCs w:val="27"/>
+        </w:rPr>
+        <w:t>Paper clips:</w:t>
+      </w:r>
+      <w:r>
+        <w:rPr>
+          <w:rFonts w:ascii="-webkit-standard" w:hAnsi="-webkit-standard"/>
+          <w:i/>
+          <w:iCs/>
+          <w:color w:val="7F7F7F" w:themeColor="text1" w:themeTint="80"/>
+          <w:sz w:val="27"/>
+          <w:szCs w:val="27"/>
+        </w:rPr>
+        <w:t xml:space="preserve"> </w:t>
+      </w:r>
+      <w:r>
+        <w:rPr>
+          <w:rFonts w:ascii="-webkit-standard" w:hAnsi="-webkit-standard"/>
+          <w:i/>
+          <w:iCs/>
+          <w:color w:val="7F7F7F" w:themeColor="text1" w:themeTint="80"/>
+          <w:sz w:val="27"/>
+          <w:szCs w:val="27"/>
+        </w:rPr>
+        <w:t>Used to connect the</w:t>
+      </w:r>
+      <w:r>
+        <w:rPr>
+          <w:rStyle w:val="apple-converted-space"/>
+          <w:rFonts w:ascii="-webkit-standard" w:hAnsi="-webkit-standard"/>
+          <w:i/>
+          <w:iCs/>
+          <w:color w:val="7F7F7F" w:themeColor="text1" w:themeTint="80"/>
+          <w:sz w:val="27"/>
+          <w:szCs w:val="27"/>
+        </w:rPr>
+        <w:t> </w:t>
+      </w:r>
+      <w:r>
+        <w:rPr>
+          <w:rStyle w:val="Strong"/>
+          <w:i/>
+          <w:iCs/>
+          <w:color w:val="7F7F7F" w:themeColor="text1" w:themeTint="80"/>
+        </w:rPr>
+        <w:t>servo motor to eyelids</w:t>
+      </w:r>
+      <w:r>
+        <w:rPr>
+          <w:rFonts w:ascii="-webkit-standard" w:hAnsi="-webkit-standard"/>
+          <w:i/>
+          <w:iCs/>
+          <w:color w:val="7F7F7F" w:themeColor="text1" w:themeTint="80"/>
+          <w:sz w:val="27"/>
+          <w:szCs w:val="27"/>
+        </w:rPr>
+        <w:t>. Paper clips are flexible yet strong metal wires that can be bent into required shapes. They are ideal for making linkages and transmitting motion from servo to moving parts</w:t>
+      </w:r>
+      <w:r>
+        <w:rPr>
+          <w:rFonts w:ascii="-webkit-standard" w:hAnsi="-webkit-standard"/>
+          <w:color w:val="000000"/>
+          <w:sz w:val="27"/>
+          <w:szCs w:val="27"/>
+        </w:rPr>
+        <w:t>.</w:t>
+      </w:r>
+    </w:p>
+    <w:p>
+      <w:pPr>
+        <w:pStyle w:val="ListParagraph"/>
+        <w:numPr>
+          <w:ilvl w:val="0"/>
+          <w:numId w:val="2"/>
+        </w:numPr>
+        <w:spacing w:before="240" w:after="240"/>
+        <w:rPr>
+          <w:i/>
+          <w:iCs/>
+          <w:color w:val="7F7F7F" w:themeColor="text1" w:themeTint="80"/>
+          <w:sz w:val="27"/>
+          <w:szCs w:val="27"/>
+        </w:rPr>
+      </w:pPr>
+      <w:r>
+        <w:rPr>
+          <w:rFonts w:ascii="-webkit-standard" w:hAnsi="-webkit-standard"/>
+          <w:b/>
+          <w:bCs/>
+          <w:i/>
+          <w:iCs/>
+          <w:color w:val="7F7F7F" w:themeColor="text1" w:themeTint="80"/>
+          <w:sz w:val="27"/>
+          <w:szCs w:val="27"/>
+        </w:rPr>
+        <w:lastRenderedPageBreak/>
+        <w:t>Adhesive &amp; Masking tape</w:t>
+      </w:r>
+      <w:r>
+        <w:rPr>
+          <w:i/>
+          <w:iCs/>
+          <w:color w:val="7F7F7F" w:themeColor="text1" w:themeTint="80"/>
+          <w:sz w:val="27"/>
+          <w:szCs w:val="27"/>
+        </w:rPr>
+        <w:t>:</w:t>
+      </w:r>
+      <w:r>
+        <w:rPr>
+          <w:i/>
+          <w:iCs/>
+          <w:color w:val="7F7F7F" w:themeColor="text1" w:themeTint="80"/>
+          <w:sz w:val="27"/>
+          <w:szCs w:val="27"/>
+        </w:rPr>
+        <w:t xml:space="preserve"> Joining different parts and components and masking tape to group wires to organize. </w:t>
+      </w:r>
+    </w:p>
+    <w:p>
+      <w:pPr>
+        <w:pStyle w:val="ListParagraph"/>
+        <w:numPr>
+          <w:ilvl w:val="0"/>
+          <w:numId w:val="2"/>
+        </w:numPr>
+        <w:spacing w:before="240" w:after="240"/>
+        <w:rPr>
+          <w:i/>
+          <w:iCs/>
+          <w:color w:val="7F7F7F" w:themeColor="text1" w:themeTint="80"/>
+          <w:sz w:val="27"/>
+          <w:szCs w:val="27"/>
+        </w:rPr>
+      </w:pPr>
+      <w:r>
+        <w:rPr>
+          <w:rFonts w:ascii="-webkit-standard" w:hAnsi="-webkit-standard"/>
+          <w:b/>
+          <w:bCs/>
+          <w:i/>
+          <w:iCs/>
+          <w:color w:val="7F7F7F" w:themeColor="text1" w:themeTint="80"/>
+          <w:sz w:val="27"/>
+          <w:szCs w:val="27"/>
+        </w:rPr>
+        <w:t>Paper</w:t>
+      </w:r>
+      <w:r>
+        <w:rPr>
+          <w:rFonts w:ascii="-webkit-standard" w:hAnsi="-webkit-standard"/>
+          <w:i/>
+          <w:iCs/>
+          <w:color w:val="7F7F7F" w:themeColor="text1" w:themeTint="80"/>
+          <w:sz w:val="27"/>
+          <w:szCs w:val="27"/>
+        </w:rPr>
+        <w:t xml:space="preserve">: </w:t>
+      </w:r>
+      <w:proofErr w:type="gramStart"/>
+      <w:r>
+        <w:rPr>
+          <w:rFonts w:ascii="-webkit-standard" w:hAnsi="-webkit-standard"/>
+          <w:i/>
+          <w:iCs/>
+          <w:color w:val="7F7F7F" w:themeColor="text1" w:themeTint="80"/>
+          <w:sz w:val="27"/>
+          <w:szCs w:val="27"/>
+        </w:rPr>
+        <w:t>Basically</w:t>
+      </w:r>
+      <w:proofErr w:type="gramEnd"/>
+      <w:r>
+        <w:rPr>
+          <w:rFonts w:ascii="-webkit-standard" w:hAnsi="-webkit-standard"/>
+          <w:i/>
+          <w:iCs/>
+          <w:color w:val="7F7F7F" w:themeColor="text1" w:themeTint="80"/>
+          <w:sz w:val="27"/>
+          <w:szCs w:val="27"/>
+        </w:rPr>
+        <w:t xml:space="preserve"> on the outer body. </w:t>
+      </w:r>
+      <w:r>
+        <w:rPr>
+          <w:rFonts w:ascii="-webkit-standard" w:hAnsi="-webkit-standard"/>
+          <w:i/>
+          <w:iCs/>
+          <w:color w:val="7F7F7F" w:themeColor="text1" w:themeTint="80"/>
+          <w:sz w:val="27"/>
+          <w:szCs w:val="27"/>
+        </w:rPr>
+        <w:t>Used for detailing, covering surfaces,</w:t>
+      </w:r>
+      <w:r>
+        <w:rPr>
+          <w:rFonts w:ascii="-webkit-standard" w:hAnsi="-webkit-standard"/>
+          <w:i/>
+          <w:iCs/>
+          <w:color w:val="7F7F7F" w:themeColor="text1" w:themeTint="80"/>
+          <w:sz w:val="27"/>
+          <w:szCs w:val="27"/>
+        </w:rPr>
+        <w:t xml:space="preserve"> aesthetics</w:t>
+      </w:r>
+      <w:r>
+        <w:rPr>
+          <w:rFonts w:ascii="-webkit-standard" w:hAnsi="-webkit-standard"/>
+          <w:i/>
+          <w:iCs/>
+          <w:color w:val="7F7F7F" w:themeColor="text1" w:themeTint="80"/>
+          <w:sz w:val="27"/>
+          <w:szCs w:val="27"/>
+        </w:rPr>
+        <w:t xml:space="preserve"> and making lightweight eyelid or finishing components. Paper is easy to cut, fold, and shape according to design requirements</w:t>
+      </w:r>
+      <w:r>
+        <w:rPr>
+          <w:rFonts w:ascii="-webkit-standard" w:hAnsi="-webkit-standard"/>
+          <w:color w:val="000000"/>
+          <w:sz w:val="27"/>
+          <w:szCs w:val="27"/>
+        </w:rPr>
+        <w:t>.</w:t>
+      </w:r>
+    </w:p>
+    <w:p>
+      <w:pPr>
+        <w:pStyle w:val="ListParagraph"/>
+        <w:numPr>
+          <w:ilvl w:val="0"/>
+          <w:numId w:val="2"/>
+        </w:numPr>
+        <w:spacing w:before="240" w:after="240"/>
+        <w:rPr>
+          <w:i/>
+          <w:iCs/>
+          <w:color w:val="7F7F7F" w:themeColor="text1" w:themeTint="80"/>
+          <w:sz w:val="27"/>
+          <w:szCs w:val="27"/>
+        </w:rPr>
+      </w:pPr>
+      <w:r>
+        <w:rPr>
+          <w:rFonts w:ascii="-webkit-standard" w:hAnsi="-webkit-standard"/>
+          <w:b/>
+          <w:bCs/>
+          <w:i/>
+          <w:iCs/>
+          <w:color w:val="7F7F7F" w:themeColor="text1" w:themeTint="80"/>
+          <w:sz w:val="27"/>
+          <w:szCs w:val="27"/>
+        </w:rPr>
+        <w:t>Ping Pong ball</w:t>
+      </w:r>
+      <w:r>
+        <w:rPr>
+          <w:rFonts w:ascii="-webkit-standard" w:hAnsi="-webkit-standard"/>
+          <w:i/>
+          <w:iCs/>
+          <w:color w:val="7F7F7F" w:themeColor="text1" w:themeTint="80"/>
+          <w:sz w:val="27"/>
+          <w:szCs w:val="27"/>
+        </w:rPr>
+        <w:t xml:space="preserve">: Closest thing I could find in as a </w:t>
+      </w:r>
+      <w:proofErr w:type="gramStart"/>
+      <w:r>
+        <w:rPr>
+          <w:rFonts w:ascii="-webkit-standard" w:hAnsi="-webkit-standard"/>
+          <w:i/>
+          <w:iCs/>
+          <w:color w:val="7F7F7F" w:themeColor="text1" w:themeTint="80"/>
+          <w:sz w:val="27"/>
+          <w:szCs w:val="27"/>
+        </w:rPr>
+        <w:t>substitute  of</w:t>
+      </w:r>
+      <w:proofErr w:type="gramEnd"/>
+      <w:r>
+        <w:rPr>
+          <w:rFonts w:ascii="-webkit-standard" w:hAnsi="-webkit-standard"/>
+          <w:i/>
+          <w:iCs/>
+          <w:color w:val="7F7F7F" w:themeColor="text1" w:themeTint="80"/>
+          <w:sz w:val="27"/>
+          <w:szCs w:val="27"/>
+        </w:rPr>
+        <w:t xml:space="preserve"> an 3D printed eyeball and its lightweight and hollow nature. </w:t>
+      </w:r>
+    </w:p>
+    <w:p>
+      <w:pPr>
+        <w:spacing w:before="240" w:after="240"/>
+        <w:rPr>
+          <w:rFonts w:eastAsia="Aptos Display" w:cs="Aptos Display"/>
+          <w:i/>
+          <w:iCs/>
+          <w:color w:val="7F7F7F" w:themeColor="text1" w:themeTint="80"/>
+        </w:rPr>
+      </w:pPr>
+    </w:p>
+    <w:p>
+      <w:pPr>
+        <w:spacing w:before="240" w:after="240"/>
+        <w:rPr>
+          <w:rFonts w:ascii="Aptos Display" w:eastAsia="Aptos Display" w:hAnsi="Aptos Display" w:cs="Aptos Display"/>
+          <w:i/>
+          <w:iCs/>
+          <w:color w:val="7F7F7F" w:themeColor="text1" w:themeTint="80"/>
+        </w:rPr>
+      </w:pPr>
+    </w:p>
+    <w:p>
+      <w:pPr>
+        <w:rPr>
+          <w:rFonts w:ascii="Aptos Display" w:eastAsia="Aptos Display" w:hAnsi="Aptos Display" w:cs="Aptos Display"/>
+          <w:i/>
+          <w:iCs/>
+          <w:color w:val="7F7F7F" w:themeColor="text1" w:themeTint="80"/>
+        </w:rPr>
+      </w:pPr>
+    </w:p>
+    <w:p>
+      <w:pPr>
+        <w:rPr>
+          <w:rFonts w:ascii="Aptos Display" w:eastAsia="Aptos Display" w:hAnsi="Aptos Display" w:cs="Aptos Display"/>
+          <w:b/>
+          <w:bCs/>
+          <w:color w:val="0F4761" w:themeColor="accent1" w:themeShade="BF"/>
           <w:sz w:val="28"/>
           <w:szCs w:val="28"/>
-          <w:lang w:val="en-US"/>
-        </w:rPr>
-      </w:pPr>
-      <w:r>
-        <w:rPr>
-          <w:rFonts w:ascii="Aptos Display" w:hAnsi="Aptos Display" w:eastAsia="Aptos Display" w:cs="Aptos Display"/>
-          <w:b w:val="1"/>
-          <w:bCs w:val="1"/>
-          <w:i w:val="0"/>
-          <w:iCs w:val="0"/>
-          <w:caps w:val="0"/>
-          <w:smallCaps w:val="0"/>
-          <w:noProof w:val="0"/>
-          <w:color w:val="0F4761" w:themeColor="accent1" w:themeTint="FF" w:themeShade="BF"/>
+        </w:rPr>
+      </w:pPr>
+      <w:r>
+        <w:rPr>
+          <w:rFonts w:ascii="Aptos Display" w:eastAsia="Aptos Display" w:hAnsi="Aptos Display" w:cs="Aptos Display"/>
+          <w:b/>
+          <w:bCs/>
+          <w:color w:val="0F4761" w:themeColor="accent1" w:themeShade="BF"/>
           <w:sz w:val="28"/>
           <w:szCs w:val="28"/>
-          <w:lang w:val="en-US"/>
-        </w:rPr>
-        <w:t xml:space="preserve">1. Material Choice </w:t>
-      </w:r>
-      <w:r>
-        <w:rPr>
-          <w:rFonts w:ascii="Aptos Display" w:hAnsi="Aptos Display" w:eastAsia="Aptos Display" w:cs="Aptos Display"/>
-          <w:b w:val="1"/>
-          <w:bCs w:val="1"/>
-          <w:i w:val="0"/>
-          <w:iCs w:val="0"/>
-          <w:caps w:val="0"/>
-          <w:smallCaps w:val="0"/>
-          <w:noProof w:val="0"/>
-          <w:color w:val="0F4761" w:themeColor="accent1" w:themeTint="FF" w:themeShade="BF"/>
+        </w:rPr>
+        <w:t xml:space="preserve">2. </w:t>
+      </w:r>
+      <w:r>
+        <w:rPr>
+          <w:rFonts w:ascii="Aptos Display" w:eastAsia="Aptos Display" w:hAnsi="Aptos Display" w:cs="Aptos Display"/>
+          <w:b/>
+          <w:bCs/>
+          <w:color w:val="0F4761" w:themeColor="accent1" w:themeShade="BF"/>
           <w:sz w:val="28"/>
           <w:szCs w:val="28"/>
-          <w:lang w:val="en-US"/>
-        </w:rPr>
-        <w:t xml:space="preserve">Justification </w:t>
-      </w:r>
-      <w:r>
-        <w:rPr>
-          <w:rFonts w:ascii="Aptos Display" w:hAnsi="Aptos Display" w:eastAsia="Aptos Display" w:cs="Aptos Display"/>
-          <w:b w:val="1"/>
-          <w:bCs w:val="1"/>
-          <w:i w:val="0"/>
-          <w:iCs w:val="0"/>
-          <w:caps w:val="0"/>
-          <w:smallCaps w:val="0"/>
-          <w:noProof w:val="0"/>
-          <w:color w:val="0F4761" w:themeColor="accent1" w:themeTint="FF" w:themeShade="BF"/>
+        </w:rPr>
+        <w:t xml:space="preserve">Fabrication </w:t>
+      </w:r>
+      <w:proofErr w:type="gramStart"/>
+      <w:r>
+        <w:rPr>
+          <w:rFonts w:ascii="Aptos Display" w:eastAsia="Aptos Display" w:hAnsi="Aptos Display" w:cs="Aptos Display"/>
+          <w:b/>
+          <w:bCs/>
+          <w:color w:val="0F4761" w:themeColor="accent1" w:themeShade="BF"/>
           <w:sz w:val="28"/>
           <w:szCs w:val="28"/>
-          <w:lang w:val="en-US"/>
-        </w:rPr>
-        <w:t>:</w:t>
-      </w:r>
-    </w:p>
-    <w:p xmlns:wp14="http://schemas.microsoft.com/office/word/2010/wordml" wp14:paraId="7987FCFA" wp14:textId="12340D6D">
-      <w:pPr>
-        <w:pStyle w:val="Normal"/>
-        <w:spacing w:before="240" w:beforeAutospacing="off" w:after="240" w:afterAutospacing="off"/>
-        <w:rPr>
-          <w:rFonts w:ascii="Aptos Display" w:hAnsi="Aptos Display" w:eastAsia="Aptos Display" w:cs="Aptos Display"/>
-          <w:b w:val="0"/>
-          <w:bCs w:val="0"/>
-          <w:i w:val="1"/>
-          <w:iCs w:val="1"/>
-          <w:caps w:val="0"/>
-          <w:smallCaps w:val="0"/>
-          <w:noProof w:val="0"/>
-          <w:color w:val="7F7F7F" w:themeColor="text1" w:themeTint="80" w:themeShade="FF"/>
-          <w:sz w:val="24"/>
-          <w:szCs w:val="24"/>
-          <w:lang w:val="en-US"/>
-        </w:rPr>
-      </w:pPr>
-      <w:r>
-        <w:rPr>
-          <w:rFonts w:ascii="Aptos Display" w:hAnsi="Aptos Display" w:eastAsia="Aptos Display" w:cs="Aptos Display"/>
-          <w:b w:val="0"/>
-          <w:bCs w:val="0"/>
-          <w:i w:val="1"/>
-          <w:iCs w:val="1"/>
-          <w:caps w:val="0"/>
-          <w:smallCaps w:val="0"/>
-          <w:noProof w:val="0"/>
-          <w:color w:val="7F7F7F" w:themeColor="text1" w:themeTint="80" w:themeShade="FF"/>
-          <w:sz w:val="24"/>
-          <w:szCs w:val="24"/>
-          <w:lang w:val="en-US"/>
-        </w:rPr>
-        <w:t>Why</w:t>
-      </w:r>
-      <w:r>
-        <w:rPr>
-          <w:rFonts w:ascii="Aptos Display" w:hAnsi="Aptos Display" w:eastAsia="Aptos Display" w:cs="Aptos Display"/>
-          <w:i w:val="1"/>
-          <w:iCs w:val="1"/>
-          <w:noProof w:val="0"/>
-          <w:color w:val="7F7F7F" w:themeColor="text1" w:themeTint="80" w:themeShade="FF"/>
-          <w:sz w:val="24"/>
-          <w:szCs w:val="24"/>
-          <w:lang w:val="en-US"/>
-        </w:rPr>
-        <w:t xml:space="preserve"> choose Acrylic over MDF? Why PLA instead of Resin? (e.g., weight, durability, aesthetic)</w:t>
-      </w:r>
-    </w:p>
-    <w:p xmlns:wp14="http://schemas.microsoft.com/office/word/2010/wordml" wp14:paraId="3DD96A7D" wp14:textId="5705C22E">
-      <w:pPr>
-        <w:rPr>
-          <w:rFonts w:ascii="Aptos Display" w:hAnsi="Aptos Display" w:eastAsia="Aptos Display" w:cs="Aptos Display"/>
-          <w:b w:val="0"/>
-          <w:bCs w:val="0"/>
-          <w:i w:val="1"/>
-          <w:iCs w:val="1"/>
-          <w:caps w:val="0"/>
-          <w:smallCaps w:val="0"/>
-          <w:noProof w:val="0"/>
-          <w:color w:val="7F7F7F" w:themeColor="text1" w:themeTint="80" w:themeShade="FF"/>
-          <w:sz w:val="24"/>
-          <w:szCs w:val="24"/>
-          <w:lang w:val="en-US"/>
-        </w:rPr>
-      </w:pPr>
-    </w:p>
-    <w:p xmlns:wp14="http://schemas.microsoft.com/office/word/2010/wordml" wp14:paraId="2C078E63" wp14:textId="0A88DB5E">
-      <w:pPr>
-        <w:pStyle w:val="Normal"/>
-        <w:rPr>
-          <w:rFonts w:ascii="Aptos Display" w:hAnsi="Aptos Display" w:eastAsia="Aptos Display" w:cs="Aptos Display"/>
-          <w:b w:val="1"/>
-          <w:bCs w:val="1"/>
-          <w:i w:val="0"/>
-          <w:iCs w:val="0"/>
-          <w:caps w:val="0"/>
-          <w:smallCaps w:val="0"/>
-          <w:noProof w:val="0"/>
-          <w:color w:val="0F4761" w:themeColor="accent1" w:themeTint="FF" w:themeShade="BF"/>
-          <w:sz w:val="28"/>
-          <w:szCs w:val="28"/>
-          <w:lang w:val="en-US"/>
-        </w:rPr>
-      </w:pPr>
-      <w:r>
-        <w:rPr>
-          <w:rFonts w:ascii="Aptos Display" w:hAnsi="Aptos Display" w:eastAsia="Aptos Display" w:cs="Aptos Display"/>
-          <w:b w:val="1"/>
-          <w:bCs w:val="1"/>
-          <w:i w:val="0"/>
-          <w:iCs w:val="0"/>
-          <w:caps w:val="0"/>
-          <w:smallCaps w:val="0"/>
-          <w:noProof w:val="0"/>
-          <w:color w:val="0F4761" w:themeColor="accent1" w:themeTint="FF" w:themeShade="BF"/>
-          <w:sz w:val="28"/>
-          <w:szCs w:val="28"/>
-          <w:lang w:val="en-US"/>
-        </w:rPr>
-        <w:t xml:space="preserve">2. </w:t>
-      </w:r>
-      <w:r>
-        <w:rPr>
-          <w:rFonts w:ascii="Aptos Display" w:hAnsi="Aptos Display" w:eastAsia="Aptos Display" w:cs="Aptos Display"/>
-          <w:b w:val="1"/>
-          <w:bCs w:val="1"/>
-          <w:i w:val="0"/>
-          <w:iCs w:val="0"/>
-          <w:caps w:val="0"/>
-          <w:smallCaps w:val="0"/>
-          <w:noProof w:val="0"/>
-          <w:color w:val="0F4761" w:themeColor="accent1" w:themeTint="FF" w:themeShade="BF"/>
-          <w:sz w:val="28"/>
-          <w:szCs w:val="28"/>
-          <w:lang w:val="en-US"/>
-        </w:rPr>
-        <w:t>Fabrication Steps :</w:t>
-      </w:r>
-    </w:p>
-    <w:p>
-      <w:pPr>
-        <w:pStyle w:val="Normal"/>
-        <w:rPr>
-          <w:rFonts w:ascii="Aptos Display" w:hAnsi="Aptos Display" w:eastAsia="Aptos Display" w:cs="Aptos Display"/>
-          <w:i w:val="1"/>
-          <w:iCs w:val="1"/>
-          <w:noProof w:val="0"/>
-          <w:color w:val="000000" w:themeColor="text1" w:themeTint="FF" w:themeShade="FF"/>
-          <w:sz w:val="24"/>
-          <w:szCs w:val="24"/>
-          <w:lang w:val="en-US"/>
-        </w:rPr>
-      </w:pPr>
-      <w:r>
-        <w:rPr>
-          <w:rFonts w:ascii="Aptos Display" w:hAnsi="Aptos Display" w:eastAsia="Aptos Display" w:cs="Aptos Display"/>
-          <w:i w:val="1"/>
-          <w:iCs w:val="1"/>
-          <w:noProof w:val="0"/>
-          <w:color w:val="7F7F7F" w:themeColor="text1" w:themeTint="80" w:themeShade="FF"/>
-          <w:sz w:val="24"/>
-          <w:szCs w:val="24"/>
-          <w:lang w:val="en-US"/>
-        </w:rPr>
-        <w:t>A documented "Build-log" (e.g., "1. Laser cutting frame," "2. Heat-staking threaded inserts").</w:t>
+        </w:rPr>
+        <w:t>Steps :</w:t>
+      </w:r>
+      <w:proofErr w:type="gramEnd"/>
+    </w:p>
+    <w:p>
+      <w:pPr>
+        <w:pStyle w:val="ListParagraph"/>
+        <w:numPr>
+          <w:ilvl w:val="0"/>
+          <w:numId w:val="4"/>
+        </w:numPr>
+        <w:spacing w:after="0" w:line="240" w:lineRule="auto"/>
+        <w:rPr>
+          <w:rFonts w:ascii="Times New Roman" w:eastAsia="Times New Roman" w:hAnsi="Times New Roman" w:cs="Times New Roman"/>
+          <w:i/>
+          <w:iCs/>
+          <w:color w:val="7F7F7F" w:themeColor="text1" w:themeTint="80"/>
+          <w:lang w:val="en-IN" w:eastAsia="en-GB"/>
+        </w:rPr>
+      </w:pPr>
+      <w:r>
+        <w:rPr>
+          <w:rFonts w:ascii="Times New Roman" w:eastAsia="Times New Roman" w:hAnsi="Times New Roman" w:cs="Times New Roman"/>
+          <w:i/>
+          <w:iCs/>
+          <w:color w:val="7F7F7F" w:themeColor="text1" w:themeTint="80"/>
+          <w:lang w:val="en-IN" w:eastAsia="en-GB"/>
+        </w:rPr>
+        <w:t>Measured dimensions and prepared initial sketch of animatronics eye assembly.</w:t>
+      </w:r>
+    </w:p>
+    <w:p>
+      <w:pPr>
+        <w:pStyle w:val="ListParagraph"/>
+        <w:numPr>
+          <w:ilvl w:val="0"/>
+          <w:numId w:val="4"/>
+        </w:numPr>
+        <w:spacing w:after="0" w:line="240" w:lineRule="auto"/>
+        <w:rPr>
+          <w:rFonts w:ascii="Times New Roman" w:eastAsia="Times New Roman" w:hAnsi="Times New Roman" w:cs="Times New Roman"/>
+          <w:i/>
+          <w:iCs/>
+          <w:color w:val="7F7F7F" w:themeColor="text1" w:themeTint="80"/>
+          <w:lang w:val="en-IN" w:eastAsia="en-GB"/>
+        </w:rPr>
+      </w:pPr>
+      <w:r>
+        <w:rPr>
+          <w:rFonts w:ascii="Times New Roman" w:eastAsia="Times New Roman" w:hAnsi="Times New Roman" w:cs="Times New Roman"/>
+          <w:i/>
+          <w:iCs/>
+          <w:color w:val="7F7F7F" w:themeColor="text1" w:themeTint="80"/>
+          <w:lang w:val="en-IN" w:eastAsia="en-GB"/>
+        </w:rPr>
+        <w:t>Selected lightweight materials</w:t>
+      </w:r>
+    </w:p>
+    <w:p>
+      <w:pPr>
+        <w:pStyle w:val="ListParagraph"/>
+        <w:numPr>
+          <w:ilvl w:val="0"/>
+          <w:numId w:val="4"/>
+        </w:numPr>
+        <w:spacing w:after="0" w:line="240" w:lineRule="auto"/>
+        <w:rPr>
+          <w:rFonts w:ascii="Times New Roman" w:eastAsia="Times New Roman" w:hAnsi="Times New Roman" w:cs="Times New Roman"/>
+          <w:i/>
+          <w:iCs/>
+          <w:color w:val="7F7F7F" w:themeColor="text1" w:themeTint="80"/>
+          <w:lang w:val="en-IN" w:eastAsia="en-GB"/>
+        </w:rPr>
+      </w:pPr>
+      <w:r>
+        <w:rPr>
+          <w:rFonts w:ascii="Times New Roman" w:eastAsia="Times New Roman" w:hAnsi="Times New Roman" w:cs="Times New Roman"/>
+          <w:i/>
+          <w:iCs/>
+          <w:color w:val="7F7F7F" w:themeColor="text1" w:themeTint="80"/>
+          <w:lang w:val="en-IN" w:eastAsia="en-GB"/>
+        </w:rPr>
+        <w:t>Cut cardboard sheets to create the primary support frame.</w:t>
+      </w:r>
+    </w:p>
+    <w:p>
+      <w:pPr>
+        <w:pStyle w:val="ListParagraph"/>
+        <w:numPr>
+          <w:ilvl w:val="0"/>
+          <w:numId w:val="4"/>
+        </w:numPr>
+        <w:spacing w:after="0" w:line="240" w:lineRule="auto"/>
+        <w:rPr>
+          <w:rFonts w:ascii="Times New Roman" w:eastAsia="Times New Roman" w:hAnsi="Times New Roman" w:cs="Times New Roman"/>
+          <w:i/>
+          <w:iCs/>
+          <w:color w:val="7F7F7F" w:themeColor="text1" w:themeTint="80"/>
+          <w:lang w:val="en-IN" w:eastAsia="en-GB"/>
+        </w:rPr>
+      </w:pPr>
+      <w:r>
+        <w:rPr>
+          <w:rFonts w:ascii="Times New Roman" w:eastAsia="Times New Roman" w:hAnsi="Times New Roman" w:cs="Times New Roman"/>
+          <w:i/>
+          <w:iCs/>
+          <w:color w:val="7F7F7F" w:themeColor="text1" w:themeTint="80"/>
+          <w:lang w:val="en-IN" w:eastAsia="en-GB"/>
+        </w:rPr>
+        <w:t xml:space="preserve">Cut </w:t>
+      </w:r>
+      <w:proofErr w:type="spellStart"/>
+      <w:r>
+        <w:rPr>
+          <w:rFonts w:ascii="Times New Roman" w:eastAsia="Times New Roman" w:hAnsi="Times New Roman" w:cs="Times New Roman"/>
+          <w:i/>
+          <w:iCs/>
+          <w:color w:val="7F7F7F" w:themeColor="text1" w:themeTint="80"/>
+          <w:lang w:val="en-IN" w:eastAsia="en-GB"/>
+        </w:rPr>
+        <w:t>sunboard</w:t>
+      </w:r>
+      <w:proofErr w:type="spellEnd"/>
+      <w:r>
+        <w:rPr>
+          <w:rFonts w:ascii="Times New Roman" w:eastAsia="Times New Roman" w:hAnsi="Times New Roman" w:cs="Times New Roman"/>
+          <w:i/>
+          <w:iCs/>
+          <w:color w:val="7F7F7F" w:themeColor="text1" w:themeTint="80"/>
+          <w:lang w:val="en-IN" w:eastAsia="en-GB"/>
+        </w:rPr>
+        <w:t xml:space="preserve"> pieces for rigid mounting plates and reinforcement sections.</w:t>
+      </w:r>
+    </w:p>
+    <w:p>
+      <w:pPr>
+        <w:pStyle w:val="ListParagraph"/>
+        <w:numPr>
+          <w:ilvl w:val="0"/>
+          <w:numId w:val="4"/>
+        </w:numPr>
+        <w:spacing w:after="0" w:line="240" w:lineRule="auto"/>
+        <w:rPr>
+          <w:rFonts w:ascii="Times New Roman" w:eastAsia="Times New Roman" w:hAnsi="Times New Roman" w:cs="Times New Roman"/>
+          <w:i/>
+          <w:iCs/>
+          <w:color w:val="7F7F7F" w:themeColor="text1" w:themeTint="80"/>
+          <w:lang w:val="en-IN" w:eastAsia="en-GB"/>
+        </w:rPr>
+      </w:pPr>
+      <w:r>
+        <w:rPr>
+          <w:rFonts w:ascii="Times New Roman" w:eastAsia="Times New Roman" w:hAnsi="Times New Roman" w:cs="Times New Roman"/>
+          <w:i/>
+          <w:iCs/>
+          <w:color w:val="7F7F7F" w:themeColor="text1" w:themeTint="80"/>
+          <w:lang w:val="en-IN" w:eastAsia="en-GB"/>
+        </w:rPr>
+        <w:t xml:space="preserve">Bonded cardboard and </w:t>
+      </w:r>
+      <w:proofErr w:type="spellStart"/>
+      <w:r>
+        <w:rPr>
+          <w:rFonts w:ascii="Times New Roman" w:eastAsia="Times New Roman" w:hAnsi="Times New Roman" w:cs="Times New Roman"/>
+          <w:i/>
+          <w:iCs/>
+          <w:color w:val="7F7F7F" w:themeColor="text1" w:themeTint="80"/>
+          <w:lang w:val="en-IN" w:eastAsia="en-GB"/>
+        </w:rPr>
+        <w:t>sunboard</w:t>
+      </w:r>
+      <w:proofErr w:type="spellEnd"/>
+      <w:r>
+        <w:rPr>
+          <w:rFonts w:ascii="Times New Roman" w:eastAsia="Times New Roman" w:hAnsi="Times New Roman" w:cs="Times New Roman"/>
+          <w:i/>
+          <w:iCs/>
+          <w:color w:val="7F7F7F" w:themeColor="text1" w:themeTint="80"/>
+          <w:lang w:val="en-IN" w:eastAsia="en-GB"/>
+        </w:rPr>
+        <w:t xml:space="preserve"> parts to form the main structural body.</w:t>
+      </w:r>
+    </w:p>
+    <w:p>
+      <w:pPr>
+        <w:pStyle w:val="ListParagraph"/>
+        <w:numPr>
+          <w:ilvl w:val="0"/>
+          <w:numId w:val="4"/>
+        </w:numPr>
+        <w:spacing w:after="0" w:line="240" w:lineRule="auto"/>
+        <w:rPr>
+          <w:rFonts w:ascii="Times New Roman" w:eastAsia="Times New Roman" w:hAnsi="Times New Roman" w:cs="Times New Roman"/>
+          <w:i/>
+          <w:iCs/>
+          <w:color w:val="7F7F7F" w:themeColor="text1" w:themeTint="80"/>
+          <w:lang w:val="en-IN" w:eastAsia="en-GB"/>
+        </w:rPr>
+      </w:pPr>
+      <w:r>
+        <w:rPr>
+          <w:rFonts w:ascii="Times New Roman" w:eastAsia="Times New Roman" w:hAnsi="Times New Roman" w:cs="Times New Roman"/>
+          <w:i/>
+          <w:iCs/>
+          <w:color w:val="7F7F7F" w:themeColor="text1" w:themeTint="80"/>
+          <w:lang w:val="en-IN" w:eastAsia="en-GB"/>
+        </w:rPr>
+        <w:t>Trimmed paper cup and installed it as the neck/support housing.</w:t>
+      </w:r>
+    </w:p>
+    <w:p>
+      <w:pPr>
+        <w:pStyle w:val="ListParagraph"/>
+        <w:numPr>
+          <w:ilvl w:val="0"/>
+          <w:numId w:val="4"/>
+        </w:numPr>
+        <w:spacing w:after="0" w:line="240" w:lineRule="auto"/>
+        <w:rPr>
+          <w:rFonts w:ascii="Times New Roman" w:eastAsia="Times New Roman" w:hAnsi="Times New Roman" w:cs="Times New Roman"/>
+          <w:i/>
+          <w:iCs/>
+          <w:color w:val="7F7F7F" w:themeColor="text1" w:themeTint="80"/>
+          <w:lang w:val="en-IN" w:eastAsia="en-GB"/>
+        </w:rPr>
+      </w:pPr>
+      <w:r>
+        <w:rPr>
+          <w:rFonts w:ascii="Times New Roman" w:eastAsia="Times New Roman" w:hAnsi="Times New Roman" w:cs="Times New Roman"/>
+          <w:i/>
+          <w:iCs/>
+          <w:color w:val="7F7F7F" w:themeColor="text1" w:themeTint="80"/>
+          <w:lang w:val="en-IN" w:eastAsia="en-GB"/>
+        </w:rPr>
+        <w:t>Prepared servo motor mounting position on frame.</w:t>
+      </w:r>
+    </w:p>
+    <w:p>
+      <w:pPr>
+        <w:pStyle w:val="ListParagraph"/>
+        <w:numPr>
+          <w:ilvl w:val="0"/>
+          <w:numId w:val="4"/>
+        </w:numPr>
+        <w:spacing w:after="0" w:line="240" w:lineRule="auto"/>
+        <w:rPr>
+          <w:rFonts w:ascii="Times New Roman" w:eastAsia="Times New Roman" w:hAnsi="Times New Roman" w:cs="Times New Roman"/>
+          <w:i/>
+          <w:iCs/>
+          <w:color w:val="7F7F7F" w:themeColor="text1" w:themeTint="80"/>
+          <w:lang w:val="en-IN" w:eastAsia="en-GB"/>
+        </w:rPr>
+      </w:pPr>
+      <w:r>
+        <w:rPr>
+          <w:rFonts w:ascii="Times New Roman" w:eastAsia="Times New Roman" w:hAnsi="Times New Roman" w:cs="Times New Roman"/>
+          <w:i/>
+          <w:iCs/>
+          <w:color w:val="7F7F7F" w:themeColor="text1" w:themeTint="80"/>
+          <w:lang w:val="en-IN" w:eastAsia="en-GB"/>
+        </w:rPr>
+        <w:t>Fixed servo motor securely to the structure.</w:t>
+      </w:r>
+    </w:p>
+    <w:p>
+      <w:pPr>
+        <w:pStyle w:val="ListParagraph"/>
+        <w:numPr>
+          <w:ilvl w:val="0"/>
+          <w:numId w:val="4"/>
+        </w:numPr>
+        <w:spacing w:after="0" w:line="240" w:lineRule="auto"/>
+        <w:rPr>
+          <w:rFonts w:ascii="Times New Roman" w:eastAsia="Times New Roman" w:hAnsi="Times New Roman" w:cs="Times New Roman"/>
+          <w:i/>
+          <w:iCs/>
+          <w:color w:val="7F7F7F" w:themeColor="text1" w:themeTint="80"/>
+          <w:lang w:val="en-IN" w:eastAsia="en-GB"/>
+        </w:rPr>
+      </w:pPr>
+      <w:r>
+        <w:rPr>
+          <w:rFonts w:ascii="Times New Roman" w:eastAsia="Times New Roman" w:hAnsi="Times New Roman" w:cs="Times New Roman"/>
+          <w:i/>
+          <w:iCs/>
+          <w:color w:val="7F7F7F" w:themeColor="text1" w:themeTint="80"/>
+          <w:lang w:val="en-IN" w:eastAsia="en-GB"/>
+        </w:rPr>
+        <w:t>Marked and painted ping pong ball to represent iris and pupil.</w:t>
+      </w:r>
+    </w:p>
+    <w:p>
+      <w:pPr>
+        <w:pStyle w:val="ListParagraph"/>
+        <w:numPr>
+          <w:ilvl w:val="0"/>
+          <w:numId w:val="4"/>
+        </w:numPr>
+        <w:spacing w:after="0" w:line="240" w:lineRule="auto"/>
+        <w:rPr>
+          <w:rFonts w:ascii="Times New Roman" w:eastAsia="Times New Roman" w:hAnsi="Times New Roman" w:cs="Times New Roman"/>
+          <w:i/>
+          <w:iCs/>
+          <w:color w:val="7F7F7F" w:themeColor="text1" w:themeTint="80"/>
+          <w:lang w:val="en-IN" w:eastAsia="en-GB"/>
+        </w:rPr>
+      </w:pPr>
+      <w:r>
+        <w:rPr>
+          <w:rFonts w:ascii="Times New Roman" w:eastAsia="Times New Roman" w:hAnsi="Times New Roman" w:cs="Times New Roman"/>
+          <w:i/>
+          <w:iCs/>
+          <w:color w:val="7F7F7F" w:themeColor="text1" w:themeTint="80"/>
+          <w:lang w:val="en-IN" w:eastAsia="en-GB"/>
+        </w:rPr>
+        <w:t>M</w:t>
+      </w:r>
+      <w:r>
+        <w:rPr>
+          <w:rFonts w:ascii="Times New Roman" w:eastAsia="Times New Roman" w:hAnsi="Times New Roman" w:cs="Times New Roman"/>
+          <w:i/>
+          <w:iCs/>
+          <w:color w:val="7F7F7F" w:themeColor="text1" w:themeTint="80"/>
+          <w:lang w:val="en-IN" w:eastAsia="en-GB"/>
+        </w:rPr>
+        <w:t>ade pivot holes in eyeball support points.</w:t>
+      </w:r>
+    </w:p>
+    <w:p>
+      <w:pPr>
+        <w:pStyle w:val="ListParagraph"/>
+        <w:numPr>
+          <w:ilvl w:val="0"/>
+          <w:numId w:val="4"/>
+        </w:numPr>
+        <w:spacing w:after="0" w:line="240" w:lineRule="auto"/>
+        <w:rPr>
+          <w:rFonts w:ascii="Times New Roman" w:eastAsia="Times New Roman" w:hAnsi="Times New Roman" w:cs="Times New Roman"/>
+          <w:i/>
+          <w:iCs/>
+          <w:color w:val="7F7F7F" w:themeColor="text1" w:themeTint="80"/>
+          <w:lang w:val="en-IN" w:eastAsia="en-GB"/>
+        </w:rPr>
+      </w:pPr>
+      <w:r>
+        <w:rPr>
+          <w:rFonts w:ascii="Times New Roman" w:eastAsia="Times New Roman" w:hAnsi="Times New Roman" w:cs="Times New Roman"/>
+          <w:i/>
+          <w:iCs/>
+          <w:color w:val="7F7F7F" w:themeColor="text1" w:themeTint="80"/>
+          <w:lang w:val="en-IN" w:eastAsia="en-GB"/>
+        </w:rPr>
+        <w:t>Inserted toothpick as rotational pivot shaft for eyeball movement.</w:t>
+      </w:r>
+    </w:p>
+    <w:p>
+      <w:pPr>
+        <w:pStyle w:val="ListParagraph"/>
+        <w:numPr>
+          <w:ilvl w:val="0"/>
+          <w:numId w:val="4"/>
+        </w:numPr>
+        <w:spacing w:after="0" w:line="240" w:lineRule="auto"/>
+        <w:rPr>
+          <w:rFonts w:ascii="Times New Roman" w:eastAsia="Times New Roman" w:hAnsi="Times New Roman" w:cs="Times New Roman"/>
+          <w:i/>
+          <w:iCs/>
+          <w:color w:val="7F7F7F" w:themeColor="text1" w:themeTint="80"/>
+          <w:lang w:val="en-IN" w:eastAsia="en-GB"/>
+        </w:rPr>
+      </w:pPr>
+      <w:r>
+        <w:rPr>
+          <w:rFonts w:ascii="Times New Roman" w:eastAsia="Times New Roman" w:hAnsi="Times New Roman" w:cs="Times New Roman"/>
+          <w:i/>
+          <w:iCs/>
+          <w:color w:val="7F7F7F" w:themeColor="text1" w:themeTint="80"/>
+          <w:lang w:val="en-IN" w:eastAsia="en-GB"/>
+        </w:rPr>
+        <w:t>Mounted ping pong ball onto pivot mechanism and checked free rotation.</w:t>
+      </w:r>
+    </w:p>
+    <w:p>
+      <w:pPr>
+        <w:pStyle w:val="ListParagraph"/>
+        <w:numPr>
+          <w:ilvl w:val="0"/>
+          <w:numId w:val="4"/>
+        </w:numPr>
+        <w:spacing w:after="0" w:line="240" w:lineRule="auto"/>
+        <w:rPr>
+          <w:rFonts w:ascii="Times New Roman" w:eastAsia="Times New Roman" w:hAnsi="Times New Roman" w:cs="Times New Roman"/>
+          <w:i/>
+          <w:iCs/>
+          <w:color w:val="7F7F7F" w:themeColor="text1" w:themeTint="80"/>
+          <w:lang w:val="en-IN" w:eastAsia="en-GB"/>
+        </w:rPr>
+      </w:pPr>
+      <w:r>
+        <w:rPr>
+          <w:rFonts w:ascii="Times New Roman" w:eastAsia="Times New Roman" w:hAnsi="Times New Roman" w:cs="Times New Roman"/>
+          <w:i/>
+          <w:iCs/>
+          <w:color w:val="7F7F7F" w:themeColor="text1" w:themeTint="80"/>
+          <w:lang w:val="en-IN" w:eastAsia="en-GB"/>
+        </w:rPr>
+        <w:t>Fabricated eyelids using paper/card sheet material.</w:t>
+      </w:r>
+    </w:p>
+    <w:p>
+      <w:pPr>
+        <w:pStyle w:val="ListParagraph"/>
+        <w:numPr>
+          <w:ilvl w:val="0"/>
+          <w:numId w:val="4"/>
+        </w:numPr>
+        <w:spacing w:after="0" w:line="240" w:lineRule="auto"/>
+        <w:rPr>
+          <w:rFonts w:ascii="Times New Roman" w:eastAsia="Times New Roman" w:hAnsi="Times New Roman" w:cs="Times New Roman"/>
+          <w:i/>
+          <w:iCs/>
+          <w:color w:val="7F7F7F" w:themeColor="text1" w:themeTint="80"/>
+          <w:lang w:val="en-IN" w:eastAsia="en-GB"/>
+        </w:rPr>
+      </w:pPr>
+      <w:r>
+        <w:rPr>
+          <w:rFonts w:ascii="Times New Roman" w:eastAsia="Times New Roman" w:hAnsi="Times New Roman" w:cs="Times New Roman"/>
+          <w:i/>
+          <w:iCs/>
+          <w:color w:val="7F7F7F" w:themeColor="text1" w:themeTint="80"/>
+          <w:lang w:val="en-IN" w:eastAsia="en-GB"/>
+        </w:rPr>
+        <w:t>Bent paper clips to create linkage rods for eyelid actuation.</w:t>
+      </w:r>
+    </w:p>
+    <w:p>
+      <w:pPr>
+        <w:pStyle w:val="ListParagraph"/>
+        <w:numPr>
+          <w:ilvl w:val="0"/>
+          <w:numId w:val="4"/>
+        </w:numPr>
+        <w:spacing w:after="0" w:line="240" w:lineRule="auto"/>
+        <w:rPr>
+          <w:rFonts w:ascii="Times New Roman" w:eastAsia="Times New Roman" w:hAnsi="Times New Roman" w:cs="Times New Roman"/>
+          <w:i/>
+          <w:iCs/>
+          <w:color w:val="7F7F7F" w:themeColor="text1" w:themeTint="80"/>
+          <w:lang w:val="en-IN" w:eastAsia="en-GB"/>
+        </w:rPr>
+      </w:pPr>
+      <w:r>
+        <w:rPr>
+          <w:rFonts w:ascii="Times New Roman" w:eastAsia="Times New Roman" w:hAnsi="Times New Roman" w:cs="Times New Roman"/>
+          <w:i/>
+          <w:iCs/>
+          <w:color w:val="7F7F7F" w:themeColor="text1" w:themeTint="80"/>
+          <w:lang w:val="en-IN" w:eastAsia="en-GB"/>
+        </w:rPr>
+        <w:t>Connected servo horn to eyelid linkage using paper clips.</w:t>
+      </w:r>
+    </w:p>
+    <w:p>
+      <w:pPr>
+        <w:pStyle w:val="ListParagraph"/>
+        <w:numPr>
+          <w:ilvl w:val="0"/>
+          <w:numId w:val="4"/>
+        </w:numPr>
+        <w:spacing w:after="0" w:line="240" w:lineRule="auto"/>
+        <w:rPr>
+          <w:rFonts w:ascii="Times New Roman" w:eastAsia="Times New Roman" w:hAnsi="Times New Roman" w:cs="Times New Roman"/>
+          <w:i/>
+          <w:iCs/>
+          <w:color w:val="7F7F7F" w:themeColor="text1" w:themeTint="80"/>
+          <w:lang w:val="en-IN" w:eastAsia="en-GB"/>
+        </w:rPr>
+      </w:pPr>
+      <w:r>
+        <w:rPr>
+          <w:rFonts w:ascii="Times New Roman" w:eastAsia="Times New Roman" w:hAnsi="Times New Roman" w:cs="Times New Roman"/>
+          <w:i/>
+          <w:iCs/>
+          <w:color w:val="7F7F7F" w:themeColor="text1" w:themeTint="80"/>
+          <w:lang w:val="en-IN" w:eastAsia="en-GB"/>
+        </w:rPr>
+        <w:t>Adjusted linkage length and bending angle for smooth motion transfer.</w:t>
+      </w:r>
+    </w:p>
+    <w:p>
+      <w:pPr>
+        <w:pStyle w:val="ListParagraph"/>
+        <w:numPr>
+          <w:ilvl w:val="0"/>
+          <w:numId w:val="4"/>
+        </w:numPr>
+        <w:spacing w:after="0" w:line="240" w:lineRule="auto"/>
+        <w:rPr>
+          <w:rFonts w:ascii="Times New Roman" w:eastAsia="Times New Roman" w:hAnsi="Times New Roman" w:cs="Times New Roman"/>
+          <w:i/>
+          <w:iCs/>
+          <w:color w:val="7F7F7F" w:themeColor="text1" w:themeTint="80"/>
+          <w:lang w:val="en-IN" w:eastAsia="en-GB"/>
+        </w:rPr>
+      </w:pPr>
+      <w:r>
+        <w:rPr>
+          <w:rFonts w:ascii="Times New Roman" w:eastAsia="Times New Roman" w:hAnsi="Times New Roman" w:cs="Times New Roman"/>
+          <w:i/>
+          <w:iCs/>
+          <w:color w:val="7F7F7F" w:themeColor="text1" w:themeTint="80"/>
+          <w:lang w:val="en-IN" w:eastAsia="en-GB"/>
+        </w:rPr>
+        <w:t>Applied glue to secure loose joints and moving supports.</w:t>
+      </w:r>
+    </w:p>
+    <w:p>
+      <w:pPr>
+        <w:pStyle w:val="ListParagraph"/>
+        <w:numPr>
+          <w:ilvl w:val="0"/>
+          <w:numId w:val="4"/>
+        </w:numPr>
+        <w:spacing w:after="0" w:line="240" w:lineRule="auto"/>
+        <w:rPr>
+          <w:rFonts w:ascii="Times New Roman" w:eastAsia="Times New Roman" w:hAnsi="Times New Roman" w:cs="Times New Roman"/>
+          <w:i/>
+          <w:iCs/>
+          <w:color w:val="7F7F7F" w:themeColor="text1" w:themeTint="80"/>
+          <w:lang w:val="en-IN" w:eastAsia="en-GB"/>
+        </w:rPr>
+      </w:pPr>
+      <w:r>
+        <w:rPr>
+          <w:rFonts w:ascii="Times New Roman" w:eastAsia="Times New Roman" w:hAnsi="Times New Roman" w:cs="Times New Roman"/>
+          <w:i/>
+          <w:iCs/>
+          <w:color w:val="7F7F7F" w:themeColor="text1" w:themeTint="80"/>
+          <w:lang w:val="en-IN" w:eastAsia="en-GB"/>
+        </w:rPr>
+        <w:t>Routed wires neatly through neck/body section.</w:t>
+      </w:r>
+    </w:p>
+    <w:p>
+      <w:pPr>
+        <w:pStyle w:val="ListParagraph"/>
+        <w:numPr>
+          <w:ilvl w:val="0"/>
+          <w:numId w:val="4"/>
+        </w:numPr>
+        <w:spacing w:after="0" w:line="240" w:lineRule="auto"/>
+        <w:rPr>
+          <w:rFonts w:ascii="Times New Roman" w:eastAsia="Times New Roman" w:hAnsi="Times New Roman" w:cs="Times New Roman"/>
+          <w:i/>
+          <w:iCs/>
+          <w:color w:val="7F7F7F" w:themeColor="text1" w:themeTint="80"/>
+          <w:lang w:val="en-IN" w:eastAsia="en-GB"/>
+        </w:rPr>
+      </w:pPr>
+      <w:r>
+        <w:rPr>
+          <w:rFonts w:ascii="Times New Roman" w:eastAsia="Times New Roman" w:hAnsi="Times New Roman" w:cs="Times New Roman"/>
+          <w:i/>
+          <w:iCs/>
+          <w:color w:val="7F7F7F" w:themeColor="text1" w:themeTint="80"/>
+          <w:lang w:val="en-IN" w:eastAsia="en-GB"/>
+        </w:rPr>
+        <w:t>Powered servo and tested eye rotation and eyelid opening/closing.</w:t>
+      </w:r>
+    </w:p>
+    <w:p>
+      <w:pPr>
+        <w:pStyle w:val="ListParagraph"/>
+        <w:numPr>
+          <w:ilvl w:val="0"/>
+          <w:numId w:val="4"/>
+        </w:numPr>
+        <w:spacing w:after="0" w:line="240" w:lineRule="auto"/>
+        <w:rPr>
+          <w:rFonts w:ascii="Times New Roman" w:eastAsia="Times New Roman" w:hAnsi="Times New Roman" w:cs="Times New Roman"/>
+          <w:i/>
+          <w:iCs/>
+          <w:color w:val="7F7F7F" w:themeColor="text1" w:themeTint="80"/>
+          <w:lang w:val="en-IN" w:eastAsia="en-GB"/>
+        </w:rPr>
+      </w:pPr>
+      <w:r>
+        <w:rPr>
+          <w:rFonts w:ascii="Times New Roman" w:eastAsia="Times New Roman" w:hAnsi="Times New Roman" w:cs="Times New Roman"/>
+          <w:i/>
+          <w:iCs/>
+          <w:color w:val="7F7F7F" w:themeColor="text1" w:themeTint="80"/>
+          <w:lang w:val="en-IN" w:eastAsia="en-GB"/>
+        </w:rPr>
+        <w:t>Performed alignment correction, friction reduction, and final finishing.</w:t>
+      </w:r>
+    </w:p>
+    <w:p>
+      <w:pPr>
+        <w:pStyle w:val="ListParagraph"/>
+        <w:numPr>
+          <w:ilvl w:val="0"/>
+          <w:numId w:val="4"/>
+        </w:numPr>
+        <w:rPr>
+          <w:rFonts w:ascii="Aptos Display" w:eastAsia="Aptos Display" w:hAnsi="Aptos Display" w:cs="Aptos Display"/>
+          <w:i/>
+          <w:iCs/>
+          <w:color w:val="7F7F7F" w:themeColor="text1" w:themeTint="80"/>
+        </w:rPr>
+      </w:pPr>
+      <w:r>
+        <w:rPr>
+          <w:rFonts w:ascii="Times New Roman" w:eastAsia="Times New Roman" w:hAnsi="Times New Roman" w:cs="Times New Roman"/>
+          <w:i/>
+          <w:iCs/>
+          <w:color w:val="7F7F7F" w:themeColor="text1" w:themeTint="80"/>
+          <w:lang w:val="en-IN" w:eastAsia="en-GB"/>
+        </w:rPr>
+        <w:t>Completed final inspection and demonstrated working animatronics eye model.</w:t>
+      </w:r>
+    </w:p>
+    <w:p>
+      <w:pPr>
+        <w:pStyle w:val="ListParagraph"/>
+        <w:numPr>
+          <w:ilvl w:val="0"/>
+          <w:numId w:val="4"/>
+        </w:numPr>
+        <w:rPr>
+          <w:rFonts w:ascii="Aptos Display" w:eastAsia="Aptos Display" w:hAnsi="Aptos Display" w:cs="Aptos Display"/>
+          <w:i/>
+          <w:iCs/>
+          <w:color w:val="7F7F7F" w:themeColor="text1" w:themeTint="80"/>
+        </w:rPr>
+      </w:pPr>
+      <w:r>
+        <w:rPr>
+          <w:rFonts w:ascii="Times New Roman" w:eastAsia="Times New Roman" w:hAnsi="Times New Roman" w:cs="Times New Roman"/>
+          <w:i/>
+          <w:iCs/>
+          <w:color w:val="7F7F7F" w:themeColor="text1" w:themeTint="80"/>
+          <w:lang w:val="en-IN" w:eastAsia="en-GB"/>
+        </w:rPr>
+        <w:t xml:space="preserve">Applied printed graphics on the raw outer cardboards and </w:t>
+      </w:r>
+      <w:proofErr w:type="spellStart"/>
+      <w:r>
+        <w:rPr>
+          <w:rFonts w:ascii="Times New Roman" w:eastAsia="Times New Roman" w:hAnsi="Times New Roman" w:cs="Times New Roman"/>
+          <w:i/>
+          <w:iCs/>
+          <w:color w:val="7F7F7F" w:themeColor="text1" w:themeTint="80"/>
+          <w:lang w:val="en-IN" w:eastAsia="en-GB"/>
+        </w:rPr>
+        <w:t>sunboards</w:t>
+      </w:r>
+      <w:proofErr w:type="spellEnd"/>
+      <w:r>
+        <w:rPr>
+          <w:rFonts w:ascii="Times New Roman" w:eastAsia="Times New Roman" w:hAnsi="Times New Roman" w:cs="Times New Roman"/>
+          <w:i/>
+          <w:iCs/>
+          <w:color w:val="7F7F7F" w:themeColor="text1" w:themeTint="80"/>
+          <w:lang w:val="en-IN" w:eastAsia="en-GB"/>
+        </w:rPr>
+        <w:t xml:space="preserve">. </w:t>
       </w:r>
     </w:p>
     <w:sectPr>
-      <w:pgSz w:w="12240" w:h="15840" w:orient="portrait"/>
+      <w:pgSz w:w="12240" w:h="15840"/>
       <w:pgMar w:top="1440" w:right="1440" w:bottom="1440" w:left="1440" w:header="720" w:footer="720" w:gutter="0"/>
       <w:cols w:space="720"/>
       <w:docGrid w:linePitch="360"/>
@@ -277,12 +1776,378 @@
 </w:document>
 </file>
 
+<file path=word/numbering.xml><?xml version="1.0" encoding="utf-8"?>
+<w:numbering xmlns:wpc="http://schemas.microsoft.com/office/word/2010/wordprocessingCanvas" xmlns:cx="http://schemas.microsoft.com/office/drawing/2014/chartex" xmlns:cx1="http://schemas.microsoft.com/office/drawing/2015/9/8/chartex" xmlns:cx2="http://schemas.microsoft.com/office/drawing/2015/10/21/chartex" xmlns:cx3="http://schemas.microsoft.com/office/drawing/2016/5/9/chartex" xmlns:cx4="http://schemas.microsoft.com/office/drawing/2016/5/10/chartex" xmlns:cx5="http://schemas.microsoft.com/office/drawing/2016/5/11/chartex" xmlns:cx6="http://schemas.microsoft.com/office/drawing/2016/5/12/chartex" xmlns:cx7="http://schemas.microsoft.com/office/drawing/2016/5/13/chartex" xmlns:cx8="http://schemas.microsoft.com/office/drawing/2016/5/14/chartex" xmlns:mc="http://schemas.openxmlformats.org/markup-compatibility/2006" xmlns:aink="http://schemas.microsoft.com/office/drawing/2016/ink" xmlns:am3d="http://schemas.microsoft.com/office/drawing/2017/model3d" xmlns:o="urn:schemas-microsoft-com:office:office" xmlns:oel="http://schemas.microsoft.com/office/2019/extlst" xmlns:r="http://schemas.openxmlformats.org/officeDocument/2006/relationships" xmlns:m="http://schemas.openxmlformats.org/officeDocument/2006/math" xmlns:v="urn:schemas-microsoft-com:vml" xmlns:wp14="http://schemas.microsoft.com/office/word/2010/wordprocessingDrawing" xmlns:wp="http://schemas.openxmlformats.org/drawingml/2006/wordprocessingDrawing" xmlns:w10="urn:schemas-microsoft-com:office:word" xmlns:w="http://schemas.openxmlformats.org/wordprocessingml/2006/main" xmlns:w14="http://schemas.microsoft.com/office/word/2010/wordml" xmlns:w15="http://schemas.microsoft.com/office/word/2012/wordml" xmlns:w16cex="http://schemas.microsoft.com/office/word/2018/wordml/cex" xmlns:w16cid="http://schemas.microsoft.com/office/word/2016/wordml/cid" xmlns:w16="http://schemas.microsoft.com/office/word/2018/wordml" xmlns:w16du="http://schemas.microsoft.com/office/word/2023/wordml/word16du" xmlns:w16sdtdh="http://schemas.microsoft.com/office/word/2020/wordml/sdtdatahash" xmlns:w16sdtfl="http://schemas.microsoft.com/office/word/2024/wordml/sdtformatlock" xmlns:w16se="http://schemas.microsoft.com/office/word/2015/wordml/symex" xmlns:wpg="http://schemas.microsoft.com/office/word/2010/wordprocessingGroup" xmlns:wpi="http://schemas.microsoft.com/office/word/2010/wordprocessingInk" xmlns:wne="http://schemas.microsoft.com/office/word/2006/wordml" xmlns:wps="http://schemas.microsoft.com/office/word/2010/wordprocessingShape" mc:Ignorable="w14 w15 w16se w16cid w16 w16cex w16sdtdh w16sdtfl w16du wp14">
+  <w:abstractNum w:abstractNumId="0" w15:restartNumberingAfterBreak="0">
+    <w:nsid w:val="05390D9D"/>
+    <w:multiLevelType w:val="hybridMultilevel"/>
+    <w:tmpl w:val="C3FEA3E0"/>
+    <w:lvl w:ilvl="0" w:tplc="0809000F">
+      <w:start w:val="1"/>
+      <w:numFmt w:val="decimal"/>
+      <w:lvlText w:val="%1."/>
+      <w:lvlJc w:val="left"/>
+      <w:pPr>
+        <w:ind w:left="720" w:hanging="360"/>
+      </w:pPr>
+    </w:lvl>
+    <w:lvl w:ilvl="1" w:tplc="08090019" w:tentative="1">
+      <w:start w:val="1"/>
+      <w:numFmt w:val="lowerLetter"/>
+      <w:lvlText w:val="%2."/>
+      <w:lvlJc w:val="left"/>
+      <w:pPr>
+        <w:ind w:left="1440" w:hanging="360"/>
+      </w:pPr>
+    </w:lvl>
+    <w:lvl w:ilvl="2" w:tplc="0809001B" w:tentative="1">
+      <w:start w:val="1"/>
+      <w:numFmt w:val="lowerRoman"/>
+      <w:lvlText w:val="%3."/>
+      <w:lvlJc w:val="right"/>
+      <w:pPr>
+        <w:ind w:left="2160" w:hanging="180"/>
+      </w:pPr>
+    </w:lvl>
+    <w:lvl w:ilvl="3" w:tplc="0809000F" w:tentative="1">
+      <w:start w:val="1"/>
+      <w:numFmt w:val="decimal"/>
+      <w:lvlText w:val="%4."/>
+      <w:lvlJc w:val="left"/>
+      <w:pPr>
+        <w:ind w:left="2880" w:hanging="360"/>
+      </w:pPr>
+    </w:lvl>
+    <w:lvl w:ilvl="4" w:tplc="08090019" w:tentative="1">
+      <w:start w:val="1"/>
+      <w:numFmt w:val="lowerLetter"/>
+      <w:lvlText w:val="%5."/>
+      <w:lvlJc w:val="left"/>
+      <w:pPr>
+        <w:ind w:left="3600" w:hanging="360"/>
+      </w:pPr>
+    </w:lvl>
+    <w:lvl w:ilvl="5" w:tplc="0809001B" w:tentative="1">
+      <w:start w:val="1"/>
+      <w:numFmt w:val="lowerRoman"/>
+      <w:lvlText w:val="%6."/>
+      <w:lvlJc w:val="right"/>
+      <w:pPr>
+        <w:ind w:left="4320" w:hanging="180"/>
+      </w:pPr>
+    </w:lvl>
+    <w:lvl w:ilvl="6" w:tplc="0809000F" w:tentative="1">
+      <w:start w:val="1"/>
+      <w:numFmt w:val="decimal"/>
+      <w:lvlText w:val="%7."/>
+      <w:lvlJc w:val="left"/>
+      <w:pPr>
+        <w:ind w:left="5040" w:hanging="360"/>
+      </w:pPr>
+    </w:lvl>
+    <w:lvl w:ilvl="7" w:tplc="08090019" w:tentative="1">
+      <w:start w:val="1"/>
+      <w:numFmt w:val="lowerLetter"/>
+      <w:lvlText w:val="%8."/>
+      <w:lvlJc w:val="left"/>
+      <w:pPr>
+        <w:ind w:left="5760" w:hanging="360"/>
+      </w:pPr>
+    </w:lvl>
+    <w:lvl w:ilvl="8" w:tplc="0809001B" w:tentative="1">
+      <w:start w:val="1"/>
+      <w:numFmt w:val="lowerRoman"/>
+      <w:lvlText w:val="%9."/>
+      <w:lvlJc w:val="right"/>
+      <w:pPr>
+        <w:ind w:left="6480" w:hanging="180"/>
+      </w:pPr>
+    </w:lvl>
+  </w:abstractNum>
+  <w:abstractNum w:abstractNumId="1" w15:restartNumberingAfterBreak="0">
+    <w:nsid w:val="10CC2505"/>
+    <w:multiLevelType w:val="hybridMultilevel"/>
+    <w:tmpl w:val="C5BC41CA"/>
+    <w:lvl w:ilvl="0" w:tplc="0809000F">
+      <w:start w:val="1"/>
+      <w:numFmt w:val="decimal"/>
+      <w:lvlText w:val="%1."/>
+      <w:lvlJc w:val="left"/>
+      <w:pPr>
+        <w:ind w:left="360" w:hanging="360"/>
+      </w:pPr>
+    </w:lvl>
+    <w:lvl w:ilvl="1" w:tplc="08090019" w:tentative="1">
+      <w:start w:val="1"/>
+      <w:numFmt w:val="lowerLetter"/>
+      <w:lvlText w:val="%2."/>
+      <w:lvlJc w:val="left"/>
+      <w:pPr>
+        <w:ind w:left="1080" w:hanging="360"/>
+      </w:pPr>
+    </w:lvl>
+    <w:lvl w:ilvl="2" w:tplc="0809001B" w:tentative="1">
+      <w:start w:val="1"/>
+      <w:numFmt w:val="lowerRoman"/>
+      <w:lvlText w:val="%3."/>
+      <w:lvlJc w:val="right"/>
+      <w:pPr>
+        <w:ind w:left="1800" w:hanging="180"/>
+      </w:pPr>
+    </w:lvl>
+    <w:lvl w:ilvl="3" w:tplc="0809000F" w:tentative="1">
+      <w:start w:val="1"/>
+      <w:numFmt w:val="decimal"/>
+      <w:lvlText w:val="%4."/>
+      <w:lvlJc w:val="left"/>
+      <w:pPr>
+        <w:ind w:left="2520" w:hanging="360"/>
+      </w:pPr>
+    </w:lvl>
+    <w:lvl w:ilvl="4" w:tplc="08090019" w:tentative="1">
+      <w:start w:val="1"/>
+      <w:numFmt w:val="lowerLetter"/>
+      <w:lvlText w:val="%5."/>
+      <w:lvlJc w:val="left"/>
+      <w:pPr>
+        <w:ind w:left="3240" w:hanging="360"/>
+      </w:pPr>
+    </w:lvl>
+    <w:lvl w:ilvl="5" w:tplc="0809001B" w:tentative="1">
+      <w:start w:val="1"/>
+      <w:numFmt w:val="lowerRoman"/>
+      <w:lvlText w:val="%6."/>
+      <w:lvlJc w:val="right"/>
+      <w:pPr>
+        <w:ind w:left="3960" w:hanging="180"/>
+      </w:pPr>
+    </w:lvl>
+    <w:lvl w:ilvl="6" w:tplc="0809000F" w:tentative="1">
+      <w:start w:val="1"/>
+      <w:numFmt w:val="decimal"/>
+      <w:lvlText w:val="%7."/>
+      <w:lvlJc w:val="left"/>
+      <w:pPr>
+        <w:ind w:left="4680" w:hanging="360"/>
+      </w:pPr>
+    </w:lvl>
+    <w:lvl w:ilvl="7" w:tplc="08090019" w:tentative="1">
+      <w:start w:val="1"/>
+      <w:numFmt w:val="lowerLetter"/>
+      <w:lvlText w:val="%8."/>
+      <w:lvlJc w:val="left"/>
+      <w:pPr>
+        <w:ind w:left="5400" w:hanging="360"/>
+      </w:pPr>
+    </w:lvl>
+    <w:lvl w:ilvl="8" w:tplc="0809001B" w:tentative="1">
+      <w:start w:val="1"/>
+      <w:numFmt w:val="lowerRoman"/>
+      <w:lvlText w:val="%9."/>
+      <w:lvlJc w:val="right"/>
+      <w:pPr>
+        <w:ind w:left="6120" w:hanging="180"/>
+      </w:pPr>
+    </w:lvl>
+  </w:abstractNum>
+  <w:abstractNum w:abstractNumId="2" w15:restartNumberingAfterBreak="0">
+    <w:nsid w:val="3BC820B7"/>
+    <w:multiLevelType w:val="hybridMultilevel"/>
+    <w:tmpl w:val="815AF07E"/>
+    <w:lvl w:ilvl="0" w:tplc="0809000F">
+      <w:start w:val="1"/>
+      <w:numFmt w:val="decimal"/>
+      <w:lvlText w:val="%1."/>
+      <w:lvlJc w:val="left"/>
+      <w:pPr>
+        <w:ind w:left="720" w:hanging="360"/>
+      </w:pPr>
+    </w:lvl>
+    <w:lvl w:ilvl="1" w:tplc="08090019">
+      <w:start w:val="1"/>
+      <w:numFmt w:val="lowerLetter"/>
+      <w:lvlText w:val="%2."/>
+      <w:lvlJc w:val="left"/>
+      <w:pPr>
+        <w:ind w:left="1440" w:hanging="360"/>
+      </w:pPr>
+    </w:lvl>
+    <w:lvl w:ilvl="2" w:tplc="0809001B" w:tentative="1">
+      <w:start w:val="1"/>
+      <w:numFmt w:val="lowerRoman"/>
+      <w:lvlText w:val="%3."/>
+      <w:lvlJc w:val="right"/>
+      <w:pPr>
+        <w:ind w:left="2160" w:hanging="180"/>
+      </w:pPr>
+    </w:lvl>
+    <w:lvl w:ilvl="3" w:tplc="0809000F" w:tentative="1">
+      <w:start w:val="1"/>
+      <w:numFmt w:val="decimal"/>
+      <w:lvlText w:val="%4."/>
+      <w:lvlJc w:val="left"/>
+      <w:pPr>
+        <w:ind w:left="2880" w:hanging="360"/>
+      </w:pPr>
+    </w:lvl>
+    <w:lvl w:ilvl="4" w:tplc="08090019" w:tentative="1">
+      <w:start w:val="1"/>
+      <w:numFmt w:val="lowerLetter"/>
+      <w:lvlText w:val="%5."/>
+      <w:lvlJc w:val="left"/>
+      <w:pPr>
+        <w:ind w:left="3600" w:hanging="360"/>
+      </w:pPr>
+    </w:lvl>
+    <w:lvl w:ilvl="5" w:tplc="0809001B" w:tentative="1">
+      <w:start w:val="1"/>
+      <w:numFmt w:val="lowerRoman"/>
+      <w:lvlText w:val="%6."/>
+      <w:lvlJc w:val="right"/>
+      <w:pPr>
+        <w:ind w:left="4320" w:hanging="180"/>
+      </w:pPr>
+    </w:lvl>
+    <w:lvl w:ilvl="6" w:tplc="0809000F" w:tentative="1">
+      <w:start w:val="1"/>
+      <w:numFmt w:val="decimal"/>
+      <w:lvlText w:val="%7."/>
+      <w:lvlJc w:val="left"/>
+      <w:pPr>
+        <w:ind w:left="5040" w:hanging="360"/>
+      </w:pPr>
+    </w:lvl>
+    <w:lvl w:ilvl="7" w:tplc="08090019" w:tentative="1">
+      <w:start w:val="1"/>
+      <w:numFmt w:val="lowerLetter"/>
+      <w:lvlText w:val="%8."/>
+      <w:lvlJc w:val="left"/>
+      <w:pPr>
+        <w:ind w:left="5760" w:hanging="360"/>
+      </w:pPr>
+    </w:lvl>
+    <w:lvl w:ilvl="8" w:tplc="0809001B" w:tentative="1">
+      <w:start w:val="1"/>
+      <w:numFmt w:val="lowerRoman"/>
+      <w:lvlText w:val="%9."/>
+      <w:lvlJc w:val="right"/>
+      <w:pPr>
+        <w:ind w:left="6480" w:hanging="180"/>
+      </w:pPr>
+    </w:lvl>
+  </w:abstractNum>
+  <w:abstractNum w:abstractNumId="3" w15:restartNumberingAfterBreak="0">
+    <w:nsid w:val="57D0175F"/>
+    <w:multiLevelType w:val="hybridMultilevel"/>
+    <w:tmpl w:val="8A2ACE50"/>
+    <w:lvl w:ilvl="0" w:tplc="0809000F">
+      <w:start w:val="1"/>
+      <w:numFmt w:val="decimal"/>
+      <w:lvlText w:val="%1."/>
+      <w:lvlJc w:val="left"/>
+      <w:pPr>
+        <w:ind w:left="720" w:hanging="360"/>
+      </w:pPr>
+      <w:rPr>
+        <w:rFonts w:hint="default"/>
+      </w:rPr>
+    </w:lvl>
+    <w:lvl w:ilvl="1" w:tplc="5BC0696C">
+      <w:numFmt w:val="bullet"/>
+      <w:lvlText w:val=""/>
+      <w:lvlJc w:val="left"/>
+      <w:pPr>
+        <w:ind w:left="1440" w:hanging="360"/>
+      </w:pPr>
+      <w:rPr>
+        <w:rFonts w:ascii="Symbol" w:eastAsia="Times New Roman" w:hAnsi="Symbol" w:cs="Times New Roman" w:hint="default"/>
+      </w:rPr>
+    </w:lvl>
+    <w:lvl w:ilvl="2" w:tplc="0809001B" w:tentative="1">
+      <w:start w:val="1"/>
+      <w:numFmt w:val="lowerRoman"/>
+      <w:lvlText w:val="%3."/>
+      <w:lvlJc w:val="right"/>
+      <w:pPr>
+        <w:ind w:left="2160" w:hanging="180"/>
+      </w:pPr>
+    </w:lvl>
+    <w:lvl w:ilvl="3" w:tplc="0809000F" w:tentative="1">
+      <w:start w:val="1"/>
+      <w:numFmt w:val="decimal"/>
+      <w:lvlText w:val="%4."/>
+      <w:lvlJc w:val="left"/>
+      <w:pPr>
+        <w:ind w:left="2880" w:hanging="360"/>
+      </w:pPr>
+    </w:lvl>
+    <w:lvl w:ilvl="4" w:tplc="08090019" w:tentative="1">
+      <w:start w:val="1"/>
+      <w:numFmt w:val="lowerLetter"/>
+      <w:lvlText w:val="%5."/>
+      <w:lvlJc w:val="left"/>
+      <w:pPr>
+        <w:ind w:left="3600" w:hanging="360"/>
+      </w:pPr>
+    </w:lvl>
+    <w:lvl w:ilvl="5" w:tplc="0809001B" w:tentative="1">
+      <w:start w:val="1"/>
+      <w:numFmt w:val="lowerRoman"/>
+      <w:lvlText w:val="%6."/>
+      <w:lvlJc w:val="right"/>
+      <w:pPr>
+        <w:ind w:left="4320" w:hanging="180"/>
+      </w:pPr>
+    </w:lvl>
+    <w:lvl w:ilvl="6" w:tplc="0809000F" w:tentative="1">
+      <w:start w:val="1"/>
+      <w:numFmt w:val="decimal"/>
+      <w:lvlText w:val="%7."/>
+      <w:lvlJc w:val="left"/>
+      <w:pPr>
+        <w:ind w:left="5040" w:hanging="360"/>
+      </w:pPr>
+    </w:lvl>
+    <w:lvl w:ilvl="7" w:tplc="08090019" w:tentative="1">
+      <w:start w:val="1"/>
+      <w:numFmt w:val="lowerLetter"/>
+      <w:lvlText w:val="%8."/>
+      <w:lvlJc w:val="left"/>
+      <w:pPr>
+        <w:ind w:left="5760" w:hanging="360"/>
+      </w:pPr>
+    </w:lvl>
+    <w:lvl w:ilvl="8" w:tplc="0809001B" w:tentative="1">
+      <w:start w:val="1"/>
+      <w:numFmt w:val="lowerRoman"/>
+      <w:lvlText w:val="%9."/>
+      <w:lvlJc w:val="right"/>
+      <w:pPr>
+        <w:ind w:left="6480" w:hanging="180"/>
+      </w:pPr>
+    </w:lvl>
+  </w:abstractNum>
+  <w:num w:numId="1" w16cid:durableId="1112280528">
+    <w:abstractNumId w:val="0"/>
+  </w:num>
+  <w:num w:numId="2" w16cid:durableId="796142401">
+    <w:abstractNumId w:val="3"/>
+  </w:num>
+  <w:num w:numId="3" w16cid:durableId="1073891817">
+    <w:abstractNumId w:val="2"/>
+  </w:num>
+  <w:num w:numId="4" w16cid:durableId="106043206">
+    <w:abstractNumId w:val="1"/>
+  </w:num>
+</w:numbering>
+</file>
+
 <file path=word/styles.xml><?xml version="1.0" encoding="utf-8"?>
-<w:styles xmlns:wp14="http://schemas.microsoft.com/office/word/2010/wordprocessingDrawing" xmlns:mc="http://schemas.openxmlformats.org/markup-compatibility/2006" xmlns:r="http://schemas.openxmlformats.org/officeDocument/2006/relationships" xmlns:w="http://schemas.openxmlformats.org/wordprocessingml/2006/main" xmlns:w14="http://schemas.microsoft.com/office/word/2010/wordml" xmlns:w15="http://schemas.microsoft.com/office/word/2012/wordml" xmlns:w16se="http://schemas.microsoft.com/office/word/2015/wordml/symex" xmlns:w16cid="http://schemas.microsoft.com/office/word/2016/wordml/cid" xmlns:w16="http://schemas.microsoft.com/office/word/2018/wordml" xmlns:w16cex="http://schemas.microsoft.com/office/word/2018/wordml/cex" xmlns:w16sdtdh="http://schemas.microsoft.com/office/word/2020/wordml/sdtdatahash" xmlns:w16sdtfl="http://schemas.microsoft.com/office/word/2024/wordml/sdtformatlock" mc:Ignorable="w14 w15 wp14 w16se w16cid w16 w16cex w16sdtdh w16sdtfl">
+<w:styles xmlns:mc="http://schemas.openxmlformats.org/markup-compatibility/2006" xmlns:r="http://schemas.openxmlformats.org/officeDocument/2006/relationships" xmlns:w="http://schemas.openxmlformats.org/wordprocessingml/2006/main" xmlns:w14="http://schemas.microsoft.com/office/word/2010/wordml" xmlns:w15="http://schemas.microsoft.com/office/word/2012/wordml" xmlns:w16cex="http://schemas.microsoft.com/office/word/2018/wordml/cex" xmlns:w16cid="http://schemas.microsoft.com/office/word/2016/wordml/cid" xmlns:w16="http://schemas.microsoft.com/office/word/2018/wordml" xmlns:w16du="http://schemas.microsoft.com/office/word/2023/wordml/word16du" xmlns:w16sdtdh="http://schemas.microsoft.com/office/word/2020/wordml/sdtdatahash" xmlns:w16sdtfl="http://schemas.microsoft.com/office/word/2024/wordml/sdtformatlock" xmlns:w16se="http://schemas.microsoft.com/office/word/2015/wordml/symex" mc:Ignorable="w14 w15 w16se w16cid w16 w16cex w16sdtdh w16sdtfl w16du">
   <w:docDefaults>
     <w:rPrDefault>
       <w:rPr>
-        <w:rFonts w:asciiTheme="minorHAnsi" w:hAnsiTheme="minorHAnsi" w:eastAsiaTheme="minorEastAsia" w:cstheme="minorBidi"/>
+        <w:rFonts w:asciiTheme="minorHAnsi" w:eastAsiaTheme="minorEastAsia" w:hAnsiTheme="minorHAnsi" w:cstheme="minorBidi"/>
         <w:sz w:val="24"/>
         <w:szCs w:val="24"/>
         <w:lang w:val="en-US" w:eastAsia="ja-JP" w:bidi="ar-SA"/>
@@ -294,17 +2159,17 @@
       </w:pPr>
     </w:pPrDefault>
   </w:docDefaults>
-  <w:latentStyles w:defLockedState="0" w:defUIPriority="99" w:defSemiHidden="0" w:defUnhideWhenUsed="0" w:defQFormat="0" w:count="371">
+  <w:latentStyles w:defLockedState="0" w:defUIPriority="99" w:defSemiHidden="0" w:defUnhideWhenUsed="0" w:defQFormat="0" w:count="376">
     <w:lsdException w:name="Normal" w:uiPriority="0" w:qFormat="1"/>
     <w:lsdException w:name="heading 1" w:uiPriority="9" w:qFormat="1"/>
-    <w:lsdException w:name="heading 2" w:uiPriority="9" w:semiHidden="1" w:unhideWhenUsed="1" w:qFormat="1"/>
-    <w:lsdException w:name="heading 3" w:uiPriority="9" w:semiHidden="1" w:unhideWhenUsed="1" w:qFormat="1"/>
-    <w:lsdException w:name="heading 4" w:uiPriority="9" w:semiHidden="1" w:unhideWhenUsed="1" w:qFormat="1"/>
-    <w:lsdException w:name="heading 5" w:uiPriority="9" w:semiHidden="1" w:unhideWhenUsed="1" w:qFormat="1"/>
-    <w:lsdException w:name="heading 6" w:uiPriority="9" w:semiHidden="1" w:unhideWhenUsed="1" w:qFormat="1"/>
-    <w:lsdException w:name="heading 7" w:uiPriority="9" w:semiHidden="1" w:unhideWhenUsed="1" w:qFormat="1"/>
-    <w:lsdException w:name="heading 8" w:uiPriority="9" w:semiHidden="1" w:unhideWhenUsed="1" w:qFormat="1"/>
-    <w:lsdException w:name="heading 9" w:uiPriority="9" w:semiHidden="1" w:unhideWhenUsed="1" w:qFormat="1"/>
+    <w:lsdException w:name="heading 2" w:semiHidden="1" w:uiPriority="9" w:unhideWhenUsed="1" w:qFormat="1"/>
+    <w:lsdException w:name="heading 3" w:semiHidden="1" w:uiPriority="9" w:unhideWhenUsed="1" w:qFormat="1"/>
+    <w:lsdException w:name="heading 4" w:semiHidden="1" w:uiPriority="9" w:unhideWhenUsed="1" w:qFormat="1"/>
+    <w:lsdException w:name="heading 5" w:semiHidden="1" w:uiPriority="9" w:unhideWhenUsed="1" w:qFormat="1"/>
+    <w:lsdException w:name="heading 6" w:semiHidden="1" w:uiPriority="9" w:unhideWhenUsed="1" w:qFormat="1"/>
+    <w:lsdException w:name="heading 7" w:semiHidden="1" w:uiPriority="9" w:unhideWhenUsed="1" w:qFormat="1"/>
+    <w:lsdException w:name="heading 8" w:semiHidden="1" w:uiPriority="9" w:unhideWhenUsed="1" w:qFormat="1"/>
+    <w:lsdException w:name="heading 9" w:semiHidden="1" w:uiPriority="9" w:unhideWhenUsed="1" w:qFormat="1"/>
     <w:lsdException w:name="index 1" w:semiHidden="1" w:unhideWhenUsed="1"/>
     <w:lsdException w:name="index 2" w:semiHidden="1" w:unhideWhenUsed="1"/>
     <w:lsdException w:name="index 3" w:semiHidden="1" w:unhideWhenUsed="1"/>
@@ -314,22 +2179,22 @@
     <w:lsdException w:name="index 7" w:semiHidden="1" w:unhideWhenUsed="1"/>
     <w:lsdException w:name="index 8" w:semiHidden="1" w:unhideWhenUsed="1"/>
     <w:lsdException w:name="index 9" w:semiHidden="1" w:unhideWhenUsed="1"/>
-    <w:lsdException w:name="toc 1" w:uiPriority="39" w:semiHidden="1" w:unhideWhenUsed="1"/>
-    <w:lsdException w:name="toc 2" w:uiPriority="39" w:semiHidden="1" w:unhideWhenUsed="1"/>
-    <w:lsdException w:name="toc 3" w:uiPriority="39" w:semiHidden="1" w:unhideWhenUsed="1"/>
-    <w:lsdException w:name="toc 4" w:uiPriority="39" w:semiHidden="1" w:unhideWhenUsed="1"/>
-    <w:lsdException w:name="toc 5" w:uiPriority="39" w:semiHidden="1" w:unhideWhenUsed="1"/>
-    <w:lsdException w:name="toc 6" w:uiPriority="39" w:semiHidden="1" w:unhideWhenUsed="1"/>
-    <w:lsdException w:name="toc 7" w:uiPriority="39" w:semiHidden="1" w:unhideWhenUsed="1"/>
-    <w:lsdException w:name="toc 8" w:uiPriority="39" w:semiHidden="1" w:unhideWhenUsed="1"/>
-    <w:lsdException w:name="toc 9" w:uiPriority="39" w:semiHidden="1" w:unhideWhenUsed="1"/>
+    <w:lsdException w:name="toc 1" w:semiHidden="1" w:uiPriority="39" w:unhideWhenUsed="1"/>
+    <w:lsdException w:name="toc 2" w:semiHidden="1" w:uiPriority="39" w:unhideWhenUsed="1"/>
+    <w:lsdException w:name="toc 3" w:semiHidden="1" w:uiPriority="39" w:unhideWhenUsed="1"/>
+    <w:lsdException w:name="toc 4" w:semiHidden="1" w:uiPriority="39" w:unhideWhenUsed="1"/>
+    <w:lsdException w:name="toc 5" w:semiHidden="1" w:uiPriority="39" w:unhideWhenUsed="1"/>
+    <w:lsdException w:name="toc 6" w:semiHidden="1" w:uiPriority="39" w:unhideWhenUsed="1"/>
+    <w:lsdException w:name="toc 7" w:semiHidden="1" w:uiPriority="39" w:unhideWhenUsed="1"/>
+    <w:lsdException w:name="toc 8" w:semiHidden="1" w:uiPriority="39" w:unhideWhenUsed="1"/>
+    <w:lsdException w:name="toc 9" w:semiHidden="1" w:uiPriority="39" w:unhideWhenUsed="1"/>
     <w:lsdException w:name="Normal Indent" w:semiHidden="1" w:unhideWhenUsed="1"/>
     <w:lsdException w:name="footnote text" w:semiHidden="1" w:unhideWhenUsed="1"/>
     <w:lsdException w:name="annotation text" w:semiHidden="1" w:unhideWhenUsed="1"/>
     <w:lsdException w:name="header" w:semiHidden="1" w:unhideWhenUsed="1"/>
     <w:lsdException w:name="footer" w:semiHidden="1" w:unhideWhenUsed="1"/>
     <w:lsdException w:name="index heading" w:semiHidden="1" w:unhideWhenUsed="1"/>
-    <w:lsdException w:name="caption" w:uiPriority="35" w:semiHidden="1" w:unhideWhenUsed="1" w:qFormat="1"/>
+    <w:lsdException w:name="caption" w:semiHidden="1" w:uiPriority="35" w:unhideWhenUsed="1" w:qFormat="1"/>
     <w:lsdException w:name="table of figures" w:semiHidden="1" w:unhideWhenUsed="1"/>
     <w:lsdException w:name="envelope address" w:semiHidden="1" w:unhideWhenUsed="1"/>
     <w:lsdException w:name="envelope return" w:semiHidden="1" w:unhideWhenUsed="1"/>
@@ -360,7 +2225,7 @@
     <w:lsdException w:name="Title" w:uiPriority="10" w:qFormat="1"/>
     <w:lsdException w:name="Closing" w:semiHidden="1" w:unhideWhenUsed="1"/>
     <w:lsdException w:name="Signature" w:semiHidden="1" w:unhideWhenUsed="1"/>
-    <w:lsdException w:name="Default Paragraph Font" w:uiPriority="1" w:semiHidden="1" w:unhideWhenUsed="1"/>
+    <w:lsdException w:name="Default Paragraph Font" w:semiHidden="1" w:uiPriority="1" w:unhideWhenUsed="1"/>
     <w:lsdException w:name="Body Text" w:semiHidden="1" w:unhideWhenUsed="1"/>
     <w:lsdException w:name="Body Text Indent" w:semiHidden="1" w:unhideWhenUsed="1"/>
     <w:lsdException w:name="List Continue" w:semiHidden="1" w:unhideWhenUsed="1"/>
@@ -560,8 +2425,8 @@
     <w:lsdException w:name="Subtle Reference" w:uiPriority="31" w:qFormat="1"/>
     <w:lsdException w:name="Intense Reference" w:uiPriority="32" w:qFormat="1"/>
     <w:lsdException w:name="Book Title" w:uiPriority="33" w:qFormat="1"/>
-    <w:lsdException w:name="Bibliography" w:uiPriority="37" w:semiHidden="1" w:unhideWhenUsed="1"/>
-    <w:lsdException w:name="TOC Heading" w:uiPriority="39" w:semiHidden="1" w:unhideWhenUsed="1" w:qFormat="1"/>
+    <w:lsdException w:name="Bibliography" w:semiHidden="1" w:uiPriority="37" w:unhideWhenUsed="1"/>
+    <w:lsdException w:name="TOC Heading" w:semiHidden="1" w:uiPriority="39" w:unhideWhenUsed="1" w:qFormat="1"/>
     <w:lsdException w:name="Plain Table 1" w:uiPriority="41"/>
     <w:lsdException w:name="Plain Table 2" w:uiPriority="42"/>
     <w:lsdException w:name="Plain Table 3" w:uiPriority="43"/>
@@ -666,18 +2531,64 @@
     <w:lsdException w:name="List Table 5 Dark Accent 6" w:uiPriority="50"/>
     <w:lsdException w:name="List Table 6 Colorful Accent 6" w:uiPriority="51"/>
     <w:lsdException w:name="List Table 7 Colorful Accent 6" w:uiPriority="52"/>
+    <w:lsdException w:name="Mention" w:semiHidden="1" w:unhideWhenUsed="1"/>
+    <w:lsdException w:name="Smart Hyperlink" w:semiHidden="1" w:unhideWhenUsed="1"/>
+    <w:lsdException w:name="Hashtag" w:semiHidden="1" w:unhideWhenUsed="1"/>
+    <w:lsdException w:name="Unresolved Mention" w:semiHidden="1" w:unhideWhenUsed="1"/>
+    <w:lsdException w:name="Smart Link" w:semiHidden="1" w:unhideWhenUsed="1"/>
   </w:latentStyles>
-  <w:style w:type="paragraph" w:styleId="Normal" w:default="1">
+  <w:style w:type="paragraph" w:default="1" w:styleId="Normal">
     <w:name w:val="Normal"/>
     <w:qFormat/>
   </w:style>
-  <w:style w:type="character" w:styleId="DefaultParagraphFont" w:default="1">
+  <w:style w:type="paragraph" w:styleId="Heading1">
+    <w:name w:val="heading 1"/>
+    <w:basedOn w:val="Normal"/>
+    <w:next w:val="Normal"/>
+    <w:uiPriority w:val="9"/>
+    <w:qFormat/>
+    <w:rsid w:val="20787B03"/>
+    <w:pPr>
+      <w:keepNext/>
+      <w:keepLines/>
+      <w:spacing w:before="360" w:after="80"/>
+      <w:outlineLvl w:val="0"/>
+    </w:pPr>
+    <w:rPr>
+      <w:rFonts w:asciiTheme="majorHAnsi" w:eastAsiaTheme="majorEastAsia" w:hAnsiTheme="majorHAnsi" w:cstheme="majorBidi"/>
+      <w:color w:val="0F4761" w:themeColor="accent1" w:themeShade="BF"/>
+      <w:sz w:val="40"/>
+      <w:szCs w:val="40"/>
+    </w:rPr>
+  </w:style>
+  <w:style w:type="paragraph" w:styleId="Heading3">
+    <w:name w:val="heading 3"/>
+    <w:basedOn w:val="Normal"/>
+    <w:next w:val="Normal"/>
+    <w:uiPriority w:val="9"/>
+    <w:unhideWhenUsed/>
+    <w:qFormat/>
+    <w:rsid w:val="20787B03"/>
+    <w:pPr>
+      <w:keepNext/>
+      <w:keepLines/>
+      <w:spacing w:before="160" w:after="80"/>
+      <w:outlineLvl w:val="2"/>
+    </w:pPr>
+    <w:rPr>
+      <w:rFonts w:eastAsiaTheme="majorEastAsia" w:cstheme="majorBidi"/>
+      <w:color w:val="0F4761" w:themeColor="accent1" w:themeShade="BF"/>
+      <w:sz w:val="28"/>
+      <w:szCs w:val="28"/>
+    </w:rPr>
+  </w:style>
+  <w:style w:type="character" w:default="1" w:styleId="DefaultParagraphFont">
     <w:name w:val="Default Paragraph Font"/>
     <w:uiPriority w:val="1"/>
     <w:semiHidden/>
     <w:unhideWhenUsed/>
   </w:style>
-  <w:style w:type="table" w:styleId="TableNormal" w:default="1">
+  <w:style w:type="table" w:default="1" w:styleId="TableNormal">
     <w:name w:val="Normal Table"/>
     <w:uiPriority w:val="99"/>
     <w:semiHidden/>
@@ -692,58 +2603,44 @@
       </w:tblCellMar>
     </w:tblPr>
   </w:style>
-  <w:style w:type="numbering" w:styleId="NoList" w:default="1">
+  <w:style w:type="numbering" w:default="1" w:styleId="NoList">
     <w:name w:val="No List"/>
     <w:uiPriority w:val="99"/>
     <w:semiHidden/>
     <w:unhideWhenUsed/>
   </w:style>
-  <w:style w:type="paragraph" w:styleId="Heading1">
-    <w:uiPriority w:val="9"/>
-    <w:name w:val="heading 1"/>
+  <w:style w:type="paragraph" w:styleId="ListParagraph">
+    <w:name w:val="List Paragraph"/>
     <w:basedOn w:val="Normal"/>
-    <w:next w:val="Normal"/>
+    <w:uiPriority w:val="34"/>
     <w:qFormat/>
-    <w:rsid w:val="20787B03"/>
-    <w:rPr>
-      <w:rFonts w:ascii="Aptos Display" w:hAnsi="Aptos Display" w:eastAsia="" w:cs="" w:asciiTheme="majorAscii" w:hAnsiTheme="majorAscii" w:eastAsiaTheme="majorEastAsia" w:cstheme="majorBidi"/>
-      <w:color w:val="0F4761" w:themeColor="accent1" w:themeTint="FF" w:themeShade="BF"/>
-      <w:sz w:val="40"/>
-      <w:szCs w:val="40"/>
-    </w:rPr>
+    <w:rsid w:val="002832D5"/>
     <w:pPr>
-      <w:keepNext w:val="1"/>
-      <w:keepLines w:val="1"/>
-      <w:spacing w:before="360" w:after="80"/>
-      <w:outlineLvl w:val="0"/>
+      <w:ind w:left="720"/>
+      <w:contextualSpacing/>
     </w:pPr>
   </w:style>
-  <w:style w:type="paragraph" w:styleId="Heading3">
-    <w:uiPriority w:val="9"/>
-    <w:name w:val="heading 3"/>
-    <w:basedOn w:val="Normal"/>
-    <w:next w:val="Normal"/>
-    <w:unhideWhenUsed/>
+  <w:style w:type="character" w:customStyle="1" w:styleId="apple-converted-space">
+    <w:name w:val="apple-converted-space"/>
+    <w:basedOn w:val="DefaultParagraphFont"/>
+    <w:rsid w:val="0021145D"/>
+  </w:style>
+  <w:style w:type="character" w:styleId="Strong">
+    <w:name w:val="Strong"/>
+    <w:basedOn w:val="DefaultParagraphFont"/>
+    <w:uiPriority w:val="22"/>
     <w:qFormat/>
-    <w:rsid w:val="20787B03"/>
+    <w:rsid w:val="0021145D"/>
     <w:rPr>
-      <w:rFonts w:eastAsia="" w:cs="" w:eastAsiaTheme="majorEastAsia" w:cstheme="majorBidi"/>
-      <w:color w:val="0F4761" w:themeColor="accent1" w:themeTint="FF" w:themeShade="BF"/>
-      <w:sz w:val="28"/>
-      <w:szCs w:val="28"/>
+      <w:b/>
+      <w:bCs/>
     </w:rPr>
-    <w:pPr>
-      <w:keepNext w:val="1"/>
-      <w:keepLines w:val="1"/>
-      <w:spacing w:before="160" w:after="80"/>
-      <w:outlineLvl w:val="2"/>
-    </w:pPr>
   </w:style>
 </w:styles>
 </file>
 
 <file path=word/theme/theme1.xml><?xml version="1.0" encoding="utf-8"?>
-<a:theme xmlns:thm15="http://schemas.microsoft.com/office/thememl/2012/main" xmlns:a="http://schemas.openxmlformats.org/drawingml/2006/main" name="Office Theme">
+<a:theme xmlns:a="http://schemas.openxmlformats.org/drawingml/2006/main" name="Office Theme">
   <a:themeElements>
     <a:clrScheme name="Office">
       <a:dk1>
